--- a/healthcare_economic_effect/output/docx/Healthcare_Economic_Effect_JA.docx
+++ b/healthcare_economic_effect/output/docx/Healthcare_Economic_Effect_JA.docx
@@ -13,7 +13,9 @@
         </w:rPr>
         <w:t>医療費は経済効果である</w:t>
         <w:br/>
-        <w:t>— 産業連関乗数と健康資本テンポ効果に基づくニュートラルな持続可能性フレームワーク</w:t>
+        <w:t>— 産業連関乗数・健康資本テンポ効果・三層テンポ構造に基づく</w:t>
+        <w:br/>
+        <w:t>ニュートラルな持続可能性フレームワーク</w:t>
       </w:r>
     </w:p>
     <w:p>
@@ -46,7 +48,7 @@
         <w:t>1,3,13</w:t>
       </w:r>
       <w:r>
-        <w:t>。さらにHealth-Led Growth Hypothesis (HLGH) の実証研究は、医療支出とGDP成長の間に双方向の因果関係（bidirectional Granger causality）が存在することを示している</w:t>
+        <w:t>。さらにHealth-Led Growth Hypothesis (HLGH) の実証研究は、医療支出とGDP成長の間に双方向の因果関係が存在することを示している</w:t>
       </w:r>
       <w:r>
         <w:rPr>
@@ -56,7 +58,47 @@
         <w:t>4-7</w:t>
       </w:r>
       <w:r>
-        <w:t>。本稿では、(1) I-O乗数による需要側リターン、(2) 健康資本ストックのテンポ効果による供給側リターンを統合した「ニュートラルな持続可能性基準」を提案し、9か国のデータを用いてその適用可能性を検証する。分析の結果、9か国中3か国（日本・フランス・スウェーデン）で需要側のみの財政回収率（fiscal return ratio = τ·m / pf）が1.0を上回り、残りの国も0.76〜0.96と1.0に近接していた。供給側の健康資本蓄積リターンを加味すれば、大半の国で総合的な持続可能性が成立する可能性が高い。医療費を「コスト」から「経済効果を伴う投資」へ再定義することで、持続可能性の議論はより生産的な方向に転換しうる。</w:t>
+        <w:t>。本稿では、人口学のBongaarts-Feeney テンポ効果</w:t>
+      </w:r>
+      <w:r>
+        <w:rPr>
+          <w:sz w:val="16"/>
+          <w:vertAlign w:val="superscript"/>
+        </w:rPr>
+        <w:t>17</w:t>
+      </w:r>
+      <w:r>
+        <w:t>をGDP資本会計</w:t>
+      </w:r>
+      <w:r>
+        <w:rPr>
+          <w:sz w:val="16"/>
+          <w:vertAlign w:val="superscript"/>
+        </w:rPr>
+        <w:t>19</w:t>
+      </w:r>
+      <w:r>
+        <w:t>さらに医療支出</w:t>
+      </w:r>
+      <w:r>
+        <w:rPr>
+          <w:sz w:val="16"/>
+          <w:vertAlign w:val="superscript"/>
+        </w:rPr>
+        <w:t>20</w:t>
+      </w:r>
+      <w:r>
+        <w:t>へと三層的に移植する枠組みを基盤とし、(1) I-O乗数による需要側リターン、(2) 健康資本ストックのテンポ効果による供給側リターンを統合した「ニュートラルな持続可能性基準」を提案する。9か国のデータを用いた分析では、需要側のみの財政回収率（τ·m / pf）が1.0を超えたのは3か国（日本・フランス・スウェーデン）であったが、残りの6か国も0.76〜0.96と大部分を回収していた。供給側リターンを加味すれば大半の国で持続可能性が成立しうる。また、healthcare_tempo_pocの39か国分析では、テンポモデル（M2）が定数ラグモデル（M1）を95%の国で上回り（μ_H1 = +0.15年/年）</w:t>
+      </w:r>
+      <w:r>
+        <w:rPr>
+          <w:sz w:val="16"/>
+          <w:vertAlign w:val="superscript"/>
+        </w:rPr>
+        <w:t>20</w:t>
+      </w:r>
+      <w:r>
+        <w:t>、フロー指標のみの評価がリターンを系統的に過小評価していることが確認された。</w:t>
       </w:r>
     </w:p>
     <w:p>
@@ -129,7 +171,37 @@
     </w:p>
     <w:p>
       <w:r>
-        <w:t>本稿の目的は、医療費を「コストでもあり経済効果でもある」というニュートラルな立場から再評価し、持続可能性を需要側（I-O乗数）と供給側（健康資本ストック）の二重リターンの観点から定式化することである。</w:t>
+        <w:t>本稿の目的は、医療費を「コストでもあり経済効果でもある」というニュートラルな立場から再評価し、持続可能性を需要側（I-O乗数）と供給側（健康資本ストック）の二重リターンの観点から定式化することである。特に、人口学のテンポ効果</w:t>
+      </w:r>
+      <w:r>
+        <w:rPr>
+          <w:sz w:val="16"/>
+          <w:vertAlign w:val="superscript"/>
+        </w:rPr>
+        <w:t>17</w:t>
+      </w:r>
+      <w:r>
+        <w:t>がGDP資本会計</w:t>
+      </w:r>
+      <w:r>
+        <w:rPr>
+          <w:sz w:val="16"/>
+          <w:vertAlign w:val="superscript"/>
+        </w:rPr>
+        <w:t>19</w:t>
+      </w:r>
+      <w:r>
+        <w:t>さらに医療</w:t>
+      </w:r>
+      <w:r>
+        <w:rPr>
+          <w:sz w:val="16"/>
+          <w:vertAlign w:val="superscript"/>
+        </w:rPr>
+        <w:t>20</w:t>
+      </w:r>
+      <w:r>
+        <w:t>へと三層的に移植される構造を明示し、フロー偏重の政策評価がいかに投資リターンを過小評価しているかを示す。</w:t>
       </w:r>
     </w:p>
     <w:p>
@@ -801,8 +873,400 @@
       </w:r>
     </w:p>
     <w:p>
+      <w:pPr>
+        <w:pStyle w:val="Heading2"/>
+      </w:pPr>
       <w:r>
-        <w:t>重要なのは、健康資本の蓄積と経済アウトカムの間には時間ラグ（テンポ効果）が存在することである。我々のhealthcare_tempo_pocにおけるCandidate A-Hの分析では、ラグの平均的なドリフトμ_H1 = +0.15年/年が検出され、39か国中95%でテンポモデル（M2）が定数ラグモデル（M1）を上回った。これは「現在の医療支出が平均寿命に反映されるまでの時間が、時代とともに長くなっている」ことを意味し、フロー（当期支出）のみで効率を評価すると過小評価が生じる。</w:t>
+        <w:t>2.3 テンポ効果の三層構造：人口→GDP→医療</w:t>
+      </w:r>
+    </w:p>
+    <w:p>
+      <w:r>
+        <w:t>Bongaarts &amp; Feeney（1998）は人口学において、平均出産年齢（MAC）の上昇が期間合計出生率（TFR）を機械的に押し下げる「テンポ効果」を提唱した</w:t>
+      </w:r>
+      <w:r>
+        <w:rPr>
+          <w:sz w:val="16"/>
+          <w:vertAlign w:val="superscript"/>
+        </w:rPr>
+        <w:t>17</w:t>
+      </w:r>
+      <w:r>
+        <w:t>。Goldstein, Lutz &amp; Scherbov（2003）はパリティ別分散σ（「忘れられたパラメータ」）を導入し、テンポ補正済み出生率とコーホートデータの整合性を大幅に改善した</w:t>
+      </w:r>
+      <w:r>
+        <w:rPr>
+          <w:sz w:val="16"/>
+          <w:vertAlign w:val="superscript"/>
+        </w:rPr>
+        <w:t>18</w:t>
+      </w:r>
+      <w:r>
+        <w:t>。</w:t>
+      </w:r>
+    </w:p>
+    <w:p>
+      <w:r>
+        <w:t>Onishi（2026b）はこの量子・テンポ分解を資本会計に移植し、投資→産出の time-to-build ラグμ(t) と無形資本比率β（忘れられたパラメータ）を導入することで、PWT（フロー）とCWON（ストック）の乖離を説明した</w:t>
+      </w:r>
+      <w:r>
+        <w:rPr>
+          <w:sz w:val="16"/>
+          <w:vertAlign w:val="superscript"/>
+        </w:rPr>
+        <w:t>19</w:t>
+      </w:r>
+      <w:r>
+        <w:t>。39か国のGDP分析では、テンポドリフトμ₁ = +0.04年/年が検出され、OOS MAPEが4.60%→3.99%へ13%改善した</w:t>
+      </w:r>
+      <w:r>
+        <w:rPr>
+          <w:sz w:val="16"/>
+          <w:vertAlign w:val="superscript"/>
+        </w:rPr>
+        <w:t>19</w:t>
+      </w:r>
+      <w:r>
+        <w:t>。</w:t>
+      </w:r>
+    </w:p>
+    <w:p>
+      <w:r>
+        <w:t>本稿のhealthcare_tempo_poc（Candidate A-H）は同じ枠組みを医療支出に適用する</w:t>
+      </w:r>
+      <w:r>
+        <w:rPr>
+          <w:sz w:val="16"/>
+          <w:vertAlign w:val="superscript"/>
+        </w:rPr>
+        <w:t>20</w:t>
+      </w:r>
+      <w:r>
+        <w:t>。支出→アウトカム（平均寿命）ラグμ_H(t)を定式化し、39か国で推定した結果を表4に示す。</w:t>
+      </w:r>
+    </w:p>
+    <w:p>
+      <w:pPr>
+        <w:spacing w:after="80"/>
+      </w:pPr>
+      <w:r>
+        <w:rPr>
+          <w:i/>
+          <w:sz w:val="18"/>
+        </w:rPr>
+        <w:t>表4. healthcare_tempo_poc Candidate A-H 結果（39か国、2000-2019年）</w:t>
+      </w:r>
+    </w:p>
+    <w:tbl>
+      <w:tblPr>
+        <w:tblStyle w:val="TableGrid"/>
+        <w:tblW w:type="auto" w:w="0"/>
+        <w:jc w:val="center"/>
+        <w:tblLook w:firstColumn="1" w:firstRow="1" w:lastColumn="0" w:lastRow="0" w:noHBand="0" w:noVBand="1" w:val="04A0"/>
+      </w:tblPr>
+      <w:tblGrid>
+        <w:gridCol w:w="2160"/>
+        <w:gridCol w:w="2160"/>
+        <w:gridCol w:w="2160"/>
+        <w:gridCol w:w="2160"/>
+      </w:tblGrid>
+      <w:tr>
+        <w:tc>
+          <w:tcPr>
+            <w:tcW w:type="dxa" w:w="2160"/>
+          </w:tcPr>
+          <w:p>
+            <w:r>
+              <w:rPr>
+                <w:b/>
+                <w:sz w:val="18"/>
+              </w:rPr>
+              <w:t>モデル</w:t>
+            </w:r>
+          </w:p>
+        </w:tc>
+        <w:tc>
+          <w:tcPr>
+            <w:tcW w:type="dxa" w:w="2160"/>
+          </w:tcPr>
+          <w:p>
+            <w:r>
+              <w:rPr>
+                <w:b/>
+                <w:sz w:val="18"/>
+              </w:rPr>
+              <w:t>水準RMSE中央値（年）</w:t>
+            </w:r>
+          </w:p>
+        </w:tc>
+        <w:tc>
+          <w:tcPr>
+            <w:tcW w:type="dxa" w:w="2160"/>
+          </w:tcPr>
+          <w:p>
+            <w:r>
+              <w:rPr>
+                <w:b/>
+                <w:sz w:val="18"/>
+              </w:rPr>
+              <w:t>変化率RMSE中央値</w:t>
+            </w:r>
+          </w:p>
+        </w:tc>
+        <w:tc>
+          <w:tcPr>
+            <w:tcW w:type="dxa" w:w="2160"/>
+          </w:tcPr>
+          <w:p>
+            <w:r>
+              <w:rPr>
+                <w:b/>
+                <w:sz w:val="18"/>
+              </w:rPr>
+              <w:t>概要</w:t>
+            </w:r>
+          </w:p>
+        </w:tc>
+      </w:tr>
+      <w:tr>
+        <w:tc>
+          <w:tcPr>
+            <w:tcW w:type="dxa" w:w="2160"/>
+          </w:tcPr>
+          <w:p>
+            <w:r>
+              <w:rPr>
+                <w:sz w:val="18"/>
+              </w:rPr>
+              <w:t>M0（フローのみ）</w:t>
+            </w:r>
+          </w:p>
+        </w:tc>
+        <w:tc>
+          <w:tcPr>
+            <w:tcW w:type="dxa" w:w="2160"/>
+          </w:tcPr>
+          <w:p>
+            <w:r>
+              <w:rPr>
+                <w:sz w:val="18"/>
+              </w:rPr>
+              <w:t>0.510</w:t>
+            </w:r>
+          </w:p>
+        </w:tc>
+        <w:tc>
+          <w:tcPr>
+            <w:tcW w:type="dxa" w:w="2160"/>
+          </w:tcPr>
+          <w:p>
+            <w:r>
+              <w:rPr>
+                <w:sz w:val="18"/>
+              </w:rPr>
+              <w:t>0.455</w:t>
+            </w:r>
+          </w:p>
+        </w:tc>
+        <w:tc>
+          <w:tcPr>
+            <w:tcW w:type="dxa" w:w="2160"/>
+          </w:tcPr>
+          <w:p>
+            <w:r>
+              <w:rPr>
+                <w:sz w:val="18"/>
+              </w:rPr>
+              <w:t>支出→アウトカム即時</w:t>
+            </w:r>
+          </w:p>
+        </w:tc>
+      </w:tr>
+      <w:tr>
+        <w:tc>
+          <w:tcPr>
+            <w:tcW w:type="dxa" w:w="2160"/>
+          </w:tcPr>
+          <w:p>
+            <w:r>
+              <w:rPr>
+                <w:sz w:val="18"/>
+              </w:rPr>
+              <w:t>M1（定数ラグ）</w:t>
+            </w:r>
+          </w:p>
+        </w:tc>
+        <w:tc>
+          <w:tcPr>
+            <w:tcW w:type="dxa" w:w="2160"/>
+          </w:tcPr>
+          <w:p>
+            <w:r>
+              <w:rPr>
+                <w:sz w:val="18"/>
+              </w:rPr>
+              <w:t>0.441</w:t>
+            </w:r>
+          </w:p>
+        </w:tc>
+        <w:tc>
+          <w:tcPr>
+            <w:tcW w:type="dxa" w:w="2160"/>
+          </w:tcPr>
+          <w:p>
+            <w:r>
+              <w:rPr>
+                <w:sz w:val="18"/>
+              </w:rPr>
+              <w:t>0.403</w:t>
+            </w:r>
+          </w:p>
+        </w:tc>
+        <w:tc>
+          <w:tcPr>
+            <w:tcW w:type="dxa" w:w="2160"/>
+          </w:tcPr>
+          <w:p>
+            <w:r>
+              <w:rPr>
+                <w:sz w:val="18"/>
+              </w:rPr>
+              <w:t>μ*≈4年の固定ラグ</w:t>
+            </w:r>
+          </w:p>
+        </w:tc>
+      </w:tr>
+      <w:tr>
+        <w:tc>
+          <w:tcPr>
+            <w:tcW w:type="dxa" w:w="2160"/>
+          </w:tcPr>
+          <w:p>
+            <w:r>
+              <w:rPr>
+                <w:sz w:val="18"/>
+              </w:rPr>
+              <w:t>M2（テンポラグ）</w:t>
+            </w:r>
+          </w:p>
+        </w:tc>
+        <w:tc>
+          <w:tcPr>
+            <w:tcW w:type="dxa" w:w="2160"/>
+          </w:tcPr>
+          <w:p>
+            <w:r>
+              <w:rPr>
+                <w:sz w:val="18"/>
+              </w:rPr>
+              <w:t>0.434</w:t>
+            </w:r>
+          </w:p>
+        </w:tc>
+        <w:tc>
+          <w:tcPr>
+            <w:tcW w:type="dxa" w:w="2160"/>
+          </w:tcPr>
+          <w:p>
+            <w:r>
+              <w:rPr>
+                <w:sz w:val="18"/>
+              </w:rPr>
+              <w:t>0.405</w:t>
+            </w:r>
+          </w:p>
+        </w:tc>
+        <w:tc>
+          <w:tcPr>
+            <w:tcW w:type="dxa" w:w="2160"/>
+          </w:tcPr>
+          <w:p>
+            <w:r>
+              <w:rPr>
+                <w:sz w:val="18"/>
+              </w:rPr>
+              <w:t>μ_H1=+0.15年/年ドリフト</w:t>
+            </w:r>
+          </w:p>
+        </w:tc>
+      </w:tr>
+    </w:tbl>
+    <w:p/>
+    <w:p>
+      <w:r>
+        <w:t>M2（テンポ）はM1（定数ラグ）を95%の国で上回り</w:t>
+      </w:r>
+      <w:r>
+        <w:rPr>
+          <w:sz w:val="16"/>
+          <w:vertAlign w:val="superscript"/>
+        </w:rPr>
+        <w:t>20</w:t>
+      </w:r>
+      <w:r>
+        <w:t>、「支出がアウトカムに反映されるまでのラグが一定ではなく時代とともに長くなっている」ことを裏付ける。μ_H1 = +0.15年/年は、10年で1.5年のラグ延長を意味し、GDPのμ₁ = +0.04年/年</w:t>
+      </w:r>
+      <w:r>
+        <w:rPr>
+          <w:sz w:val="16"/>
+          <w:vertAlign w:val="superscript"/>
+        </w:rPr>
+        <w:t>19</w:t>
+      </w:r>
+      <w:r>
+        <w:t>の約4倍である。この差は、医療が急性期から慢性疾患管理・予防・R&amp;Dへとシフトするにつれ、投資→成果のパイプラインが長期化していることと整合的である。</w:t>
+      </w:r>
+    </w:p>
+    <w:p>
+      <w:pPr>
+        <w:jc w:val="center"/>
+      </w:pPr>
+      <w:r>
+        <w:drawing>
+          <wp:inline xmlns:a="http://schemas.openxmlformats.org/drawingml/2006/main" xmlns:pic="http://schemas.openxmlformats.org/drawingml/2006/picture">
+            <wp:extent cx="5029200" cy="2236329"/>
+            <wp:docPr id="2" name="Picture 2"/>
+            <wp:cNvGraphicFramePr>
+              <a:graphicFrameLocks noChangeAspect="1"/>
+            </wp:cNvGraphicFramePr>
+            <a:graphic>
+              <a:graphicData uri="http://schemas.openxmlformats.org/drawingml/2006/picture">
+                <pic:pic>
+                  <pic:nvPicPr>
+                    <pic:cNvPr id="0" name="fig5_three_layer_analogy_ja.png"/>
+                    <pic:cNvPicPr/>
+                  </pic:nvPicPr>
+                  <pic:blipFill>
+                    <a:blip r:embed="rId10"/>
+                    <a:stretch>
+                      <a:fillRect/>
+                    </a:stretch>
+                  </pic:blipFill>
+                  <pic:spPr>
+                    <a:xfrm>
+                      <a:off x="0" y="0"/>
+                      <a:ext cx="5029200" cy="2236329"/>
+                    </a:xfrm>
+                    <a:prstGeom prst="rect"/>
+                  </pic:spPr>
+                </pic:pic>
+              </a:graphicData>
+            </a:graphic>
+          </wp:inline>
+        </w:drawing>
+      </w:r>
+    </w:p>
+    <w:p>
+      <w:pPr>
+        <w:spacing w:before="120" w:after="240"/>
+        <w:jc w:val="center"/>
+      </w:pPr>
+      <w:r>
+        <w:rPr>
+          <w:i/>
+          <w:sz w:val="18"/>
+        </w:rPr>
+        <w:t>図5. テンポ効果の三層構造 — 人口→GDP→医療への移植</w:t>
       </w:r>
     </w:p>
     <w:p>
@@ -810,7 +1274,7 @@
         <w:pStyle w:val="Heading2"/>
       </w:pPr>
       <w:r>
-        <w:t>2.3 HLGHの実証的エビデンス</w:t>
+        <w:t>2.4 HLGHの実証的エビデンス</w:t>
       </w:r>
     </w:p>
     <w:p>
@@ -1289,7 +1753,7 @@
         <w:drawing>
           <wp:inline xmlns:a="http://schemas.openxmlformats.org/drawingml/2006/main" xmlns:pic="http://schemas.openxmlformats.org/drawingml/2006/picture">
             <wp:extent cx="5029200" cy="3053140"/>
-            <wp:docPr id="2" name="Picture 2"/>
+            <wp:docPr id="3" name="Picture 3"/>
             <wp:cNvGraphicFramePr>
               <a:graphicFrameLocks noChangeAspect="1"/>
             </wp:cNvGraphicFramePr>
@@ -1301,7 +1765,7 @@
                     <pic:cNvPicPr/>
                   </pic:nvPicPr>
                   <pic:blipFill>
-                    <a:blip r:embed="rId10"/>
+                    <a:blip r:embed="rId11"/>
                     <a:stretch>
                       <a:fillRect/>
                     </a:stretch>
@@ -2206,7 +2670,7 @@
         <w:drawing>
           <wp:inline xmlns:a="http://schemas.openxmlformats.org/drawingml/2006/main" xmlns:pic="http://schemas.openxmlformats.org/drawingml/2006/picture">
             <wp:extent cx="5029200" cy="3143250"/>
-            <wp:docPr id="3" name="Picture 3"/>
+            <wp:docPr id="4" name="Picture 4"/>
             <wp:cNvGraphicFramePr>
               <a:graphicFrameLocks noChangeAspect="1"/>
             </wp:cNvGraphicFramePr>
@@ -2218,7 +2682,7 @@
                     <pic:cNvPicPr/>
                   </pic:nvPicPr>
                   <pic:blipFill>
-                    <a:blip r:embed="rId11"/>
+                    <a:blip r:embed="rId12"/>
                     <a:stretch>
                       <a:fillRect/>
                     </a:stretch>
@@ -2252,7 +2716,7 @@
     </w:p>
     <w:p>
       <w:r>
-        <w:t>9か国中3か国（日本1.09、フランス1.18、スウェーデン1.04）で需要側のみの財政回収率が1.0を上回った。残りの6か国も0.76〜0.96と1.0に近接しており、需要側リターンだけで公的支出の大部分を回収できている。ドイツ（0.96）や米国（0.92）、韓国（0.86）は供給側の健康資本蓄積リターンを加味すれば閾値を超える可能性が高い。これは、医療費を単純に「削減すべきコスト」と位置づける議論が、経済循環の実態を過小評価していることを示唆する。</w:t>
+        <w:t>9か国中3か国（日本1.09、フランス1.18、スウェーデン1.04）で需要側のみの財政回収率が1.0を上回った。残りの6か国も0.76〜0.96と1.0に近接しており、需要側リターンだけで公的支出の大部分を回収できている。ドイツ（0.96）や米国（0.92）、韓国（0.86）は供給側の健康資本蓄積リターンを加味すれば閾値を超える可能性が高い。</w:t>
       </w:r>
     </w:p>
     <w:p>
@@ -2265,7 +2729,17 @@
     </w:p>
     <w:p>
       <w:r>
-        <w:t>需要側の財政回収率は当期のフロー効果のみを捉える。しかし医療支出の真の経済的価値には、将来の生産性向上を通じた供給側リターンも含まれる。healthcare_tempo_pocの分析では、支出→アウトカムのラグμ_Hが時間とともにドリフトしている（μ_H1 = +0.15年/年）ことが示された。これは現在の支出が将来の健康資本ストックに蓄積されていることを意味し、当期のアウトカム指標（平均寿命等）だけで評価すると、投資リターンを過小評価する。</w:t>
+        <w:t>需要側の財政回収率は当期のフロー効果のみを捉える。しかし医療支出の真の経済的価値には、将来の生産性向上を通じた供給側リターンも含まれる。Candidate A-Hの分析では、支出→アウトカムのラグμ_Hが時間とともにドリフトしている（μ_H1 = +0.15年/年）ことが示された</w:t>
+      </w:r>
+      <w:r>
+        <w:rPr>
+          <w:sz w:val="16"/>
+          <w:vertAlign w:val="superscript"/>
+        </w:rPr>
+        <w:t>20</w:t>
+      </w:r>
+      <w:r>
+        <w:t>。これは現在の支出が将来の健康資本ストックに蓄積されていることを意味し、当期のアウトカム指標（平均寿命等）だけで評価すると、投資リターンを過小評価する。</w:t>
       </w:r>
     </w:p>
     <w:p>
@@ -2307,7 +2781,7 @@
         <w:t>10,12</w:t>
       </w:r>
       <w:r>
-        <w:t>。二次関数フィットは逓減的な関係を示し、一定水準を超えると支出増加あたりの平均寿命改善は小さくなる。しかしこの「逓減」は供給側の効率ではなく、テンポ効果（ラグの長期化）を反映している可能性がある。</w:t>
+        <w:t>。二次関数フィットは逓減的な関係を示し、一定水準を超えると支出増加あたりの平均寿命改善は小さくなる。しかしこの「逓減」は供給側の効率低下ではなく、テンポ効果（ラグの長期化）を反映している可能性がある。</w:t>
       </w:r>
     </w:p>
     <w:p>
@@ -2318,7 +2792,7 @@
         <w:drawing>
           <wp:inline xmlns:a="http://schemas.openxmlformats.org/drawingml/2006/main" xmlns:pic="http://schemas.openxmlformats.org/drawingml/2006/picture">
             <wp:extent cx="5029200" cy="3771900"/>
-            <wp:docPr id="4" name="Picture 4"/>
+            <wp:docPr id="5" name="Picture 5"/>
             <wp:cNvGraphicFramePr>
               <a:graphicFrameLocks noChangeAspect="1"/>
             </wp:cNvGraphicFramePr>
@@ -2330,7 +2804,7 @@
                     <pic:cNvPicPr/>
                   </pic:nvPicPr>
                   <pic:blipFill>
-                    <a:blip r:embed="rId12"/>
+                    <a:blip r:embed="rId13"/>
                     <a:stretch>
                       <a:fillRect/>
                     </a:stretch>
@@ -2364,17 +2838,27 @@
     </w:p>
     <w:p>
       <w:r>
-        <w:t>米国は対GDP 17%の支出にもかかわらず平均寿命がOECD平均以下であり、「非効率」の典型例とされる。しかしニュートラルな観点からは、(1) I-O乗数1.7による経済波及効果は年間約1.0兆ドルの追加産出を生み、(2) テンポ効果のドリフトが示すように、支出の一部は将来の健康資本に蓄積されている。問題は支出の「量」ではなく「構成」であり、治療（curative）偏重から予防・R&amp;Dへのシフトが鍵となる</w:t>
+        <w:t>米国は対GDP 17%の支出にもかかわらず平均寿命がOECD平均以下であり、「非効率」の典型例とされる。しかしテンポの枠組みから見ると、米国のパターンは人口学における「高TFR・低コーホート出生率」と相似である</w:t>
       </w:r>
       <w:r>
         <w:rPr>
           <w:sz w:val="16"/>
           <w:vertAlign w:val="superscript"/>
         </w:rPr>
-        <w:t>1,10</w:t>
+        <w:t>17</w:t>
       </w:r>
       <w:r>
-        <w:t>。</w:t>
+        <w:t>。すなわち、フロー（当期支出）は大きいがストック（健康資本）の蓄積効率が低い — テンポ膨張したフローが真の投資を過大に見せている可能性がある</w:t>
+      </w:r>
+      <w:r>
+        <w:rPr>
+          <w:sz w:val="16"/>
+          <w:vertAlign w:val="superscript"/>
+        </w:rPr>
+        <w:t>19</w:t>
+      </w:r>
+      <w:r>
+        <w:t>。問題は支出の「量」ではなく「構成」であり、治療（curative）偏重から予防・R&amp;Dへのシフトが鍵となる。</w:t>
       </w:r>
     </w:p>
     <w:p>
@@ -2403,7 +2887,7 @@
         <w:pStyle w:val="Heading2"/>
       </w:pPr>
       <w:r>
-        <w:t>5.2 日米比較の含意</w:t>
+        <w:t>5.2 日米比較とテンポ効果の含意</w:t>
       </w:r>
     </w:p>
     <w:p>
@@ -2418,7 +2902,22 @@
         <w:t>3</w:t>
       </w:r>
       <w:r>
-        <w:t>。しかし需要側乗数の差異は、制度設計の改善余地を示すものであり、医療費そのものが「高すぎる」ことを意味しない。</w:t>
+        <w:t>。</w:t>
+      </w:r>
+    </w:p>
+    <w:p>
+      <w:r>
+        <w:t>テンポ効果の観点を加えると、この日米差はさらに深い構造を持つ。GDP論文</w:t>
+      </w:r>
+      <w:r>
+        <w:rPr>
+          <w:sz w:val="16"/>
+          <w:vertAlign w:val="superscript"/>
+        </w:rPr>
+        <w:t>19</w:t>
+      </w:r>
+      <w:r>
+        <w:t>の§6.4が示唆するように、米国は支出の「無形健康資本比率」（予防・R&amp;Dの比率 = 「忘れられたパラメータ」λ_b）が低い。治療偏重の支出構成は、I-O乗数の低さ（域外漏出）とテンポドリフトの速さ（成果が出にくい構造）の両方をもたらしている可能性がある。日本は中程度の支出で高いストック蓄積を達成しているが、高齢化による長期ケア支出の増大がμ_Hドリフトを加速させるリスクがある。</w:t>
       </w:r>
     </w:p>
     <w:p>
@@ -2426,12 +2925,50 @@
         <w:pStyle w:val="Heading2"/>
       </w:pPr>
       <w:r>
-        <w:t>5.3 限界と今後の課題</w:t>
+        <w:t>5.3 Candidate D-H：支出構成の「忘れられたパラメータ」</w:t>
       </w:r>
     </w:p>
     <w:p>
       <w:r>
-        <w:t>本分析にはいくつかの限界がある。第一に、I-O乗数は静的なモデルであり、価格調整や供給制約を考慮していない。第二に、財政回収率の推計は実効税率τの設定に依存し、国際比較にはさらなる精緻化が必要である。第三に、テンポ効果のμ_Hドリフトは健康資本蓄積の代理指標であり、直接的な因果推論には追加的な識別戦略が求められる。今後は、OECD SHA（System of Health Accounts）の機能別支出データを用いて、バケット別乗数（Candidate D-H）の推定を行い、「どの種類の医療支出がもっとも高いリターンを生むか」を検証する予定である。</w:t>
+        <w:t>本稿のhealthcare_tempo_pocではCandidate A-H（支出→アウトカムラグ）を実装した</w:t>
+      </w:r>
+      <w:r>
+        <w:rPr>
+          <w:sz w:val="16"/>
+          <w:vertAlign w:val="superscript"/>
+        </w:rPr>
+        <w:t>20</w:t>
+      </w:r>
+      <w:r>
+        <w:t>。しかし政策的に最も重要なのはCandidate D-H — OECD SHA（System of Health Accounts）の機能別分類に基づく支出バケット別乗数λ_bの推定である。治療（HC.1）、長期ケア（HC.3）、予防（HC.6）、R&amp;D（HC.R）のそれぞれが異なるアウトカム乗数を持つと仮定すれば、持続可能性の議論は「いくら使うか」から「何に使うか」へ転換される。</w:t>
+      </w:r>
+    </w:p>
+    <w:p>
+      <w:r>
+        <w:t>GDP論文</w:t>
+      </w:r>
+      <w:r>
+        <w:rPr>
+          <w:sz w:val="16"/>
+          <w:vertAlign w:val="superscript"/>
+        </w:rPr>
+        <w:t>19</w:t>
+      </w:r>
+      <w:r>
+        <w:t>における「忘れられたパラメータ」βが無形資本比率であったように、医療における「忘れられたパラメータ」λ_bは予防・R&amp;D支出の相対的乗数である。これは三層テンポ構造（図5）の第3列「Healthcare」の核心であり、今後の実証課題である。</w:t>
+      </w:r>
+    </w:p>
+    <w:p>
+      <w:pPr>
+        <w:pStyle w:val="Heading2"/>
+      </w:pPr>
+      <w:r>
+        <w:t>5.4 限界と今後の課題</w:t>
+      </w:r>
+    </w:p>
+    <w:p>
+      <w:r>
+        <w:t>本分析にはいくつかの限界がある。第一に、I-O乗数は静的なモデルであり、価格調整や供給制約を考慮していない。第二に、財政回収率の推計は実効税率τの設定に依存し、国際比較にはさらなる精緻化が必要である。第三に、テンポ効果のμ_Hドリフトは健康資本蓄積の代理指標であり、直接的な因果推論には追加的な識別戦略が求められる。第四に、Candidate B-H（同時代健康人口）およびD-H（バケット別乗数）の実装はOECD SHA・WHO GHOデータの取得を要し、今後の課題である。</w:t>
       </w:r>
     </w:p>
     <w:p>
@@ -2444,7 +2981,62 @@
     </w:p>
     <w:p>
       <w:r>
-        <w:t>医療費は「コスト」であると同時に「経済効果」である。産業連関乗数は、医療支出が直接・間接・誘発効果を通じて1.7〜2.9倍の経済産出を生むことを示す。HLGH研究は、医療支出とGDP成長の間に双方向因果が存在することを確認している。テンポ効果の分析は、当期のフロー指標のみでは投資リターンを過小評価することを示す。需要側のみの財政回収率では9か国中3か国が1.0を上回り、残りも0.76〜0.96と近接していた。供給側リターンを加味した統合基準の下では、大半の国で医療支出は経済的に正当化されうる。医療費政策の議論は、「いかに抑制するか」から「いかに経済的リターンを最大化するか」へ転換すべきである。</w:t>
+        <w:t>医療費は「コスト」であると同時に「経済効果」である。産業連関乗数は、医療支出が1.7〜2.9倍の経済産出を生むことを示す。HLGH研究は、医療支出とGDP成長の双方向因果を確認している。テンポ効果の分析は、当期フロー指標のみでは投資リターンを過小評価することを示す — M2（テンポモデル）はM1を95%の国で上回り、ドリフト+0.15年/年はGDPの+0.04年/年</w:t>
+      </w:r>
+      <w:r>
+        <w:rPr>
+          <w:sz w:val="16"/>
+          <w:vertAlign w:val="superscript"/>
+        </w:rPr>
+        <w:t>19</w:t>
+      </w:r>
+      <w:r>
+        <w:t>の約4倍であった</w:t>
+      </w:r>
+      <w:r>
+        <w:rPr>
+          <w:sz w:val="16"/>
+          <w:vertAlign w:val="superscript"/>
+        </w:rPr>
+        <w:t>20</w:t>
+      </w:r>
+      <w:r>
+        <w:t>。</w:t>
+      </w:r>
+    </w:p>
+    <w:p>
+      <w:r>
+        <w:t>需要側のみの財政回収率では9か国中3か国が1.0を超え、残りも0.76〜0.96と近接していた。供給側リターンを統合した基準の下では、大半の国で医療支出は経済的に正当化されうる。テンポ効果の三層構造 — 人口</w:t>
+      </w:r>
+      <w:r>
+        <w:rPr>
+          <w:sz w:val="16"/>
+          <w:vertAlign w:val="superscript"/>
+        </w:rPr>
+        <w:t>17,18</w:t>
+      </w:r>
+      <w:r>
+        <w:t>→GDP</w:t>
+      </w:r>
+      <w:r>
+        <w:rPr>
+          <w:sz w:val="16"/>
+          <w:vertAlign w:val="superscript"/>
+        </w:rPr>
+        <w:t>19</w:t>
+      </w:r>
+      <w:r>
+        <w:t>→医療</w:t>
+      </w:r>
+      <w:r>
+        <w:rPr>
+          <w:sz w:val="16"/>
+          <w:vertAlign w:val="superscript"/>
+        </w:rPr>
+        <w:t>20</w:t>
+      </w:r>
+      <w:r>
+        <w:t xml:space="preserve"> — は、「フロー偏重の政策評価がストック蓄積を過小評価する」という領域横断的な問題を浮き彫りにする。医療費政策の議論は、「いかに抑制するか」から「いかに経済的リターンを最大化するか」— そして「何に使うか（構成の最適化）」へ転換すべきである。</w:t>
       </w:r>
     </w:p>
     <w:p>
@@ -2693,6 +3285,66 @@
           <w:sz w:val="18"/>
         </w:rPr>
         <w:t>Bloom DE, Canning D, Sevilla J. The effect of health on economic growth: a production function approach. World Dev. 2004;32(1):1-13.</w:t>
+      </w:r>
+    </w:p>
+    <w:p>
+      <w:r>
+        <w:rPr>
+          <w:b/>
+          <w:sz w:val="18"/>
+        </w:rPr>
+        <w:t xml:space="preserve">17. </w:t>
+      </w:r>
+      <w:r>
+        <w:rPr>
+          <w:sz w:val="18"/>
+        </w:rPr>
+        <w:t>Bongaarts J, Feeney G. On the quantum and tempo of fertility. Popul Dev Rev. 1998;24(2):271-291.</w:t>
+      </w:r>
+    </w:p>
+    <w:p>
+      <w:r>
+        <w:rPr>
+          <w:b/>
+          <w:sz w:val="18"/>
+        </w:rPr>
+        <w:t xml:space="preserve">18. </w:t>
+      </w:r>
+      <w:r>
+        <w:rPr>
+          <w:sz w:val="18"/>
+        </w:rPr>
+        <w:t>Goldstein JR, Lutz W, Scherbov S. Long-term population decline in Europe: the relative importance of tempo effects and generational length. Popul Dev Rev. 2003;29(4):699-707.</w:t>
+      </w:r>
+    </w:p>
+    <w:p>
+      <w:r>
+        <w:rPr>
+          <w:b/>
+          <w:sz w:val="18"/>
+        </w:rPr>
+        <w:t xml:space="preserve">19. </w:t>
+      </w:r>
+      <w:r>
+        <w:rPr>
+          <w:sz w:val="18"/>
+        </w:rPr>
+        <w:t>Onishi T. The forgotten tempo effect in capital accounting: investment-to-output time-to-build, intangible capital, and the reconciliation of flow- and stock-based national wealth measures. Working Paper. 2026.</w:t>
+      </w:r>
+    </w:p>
+    <w:p>
+      <w:r>
+        <w:rPr>
+          <w:b/>
+          <w:sz w:val="18"/>
+        </w:rPr>
+        <w:t xml:space="preserve">20. </w:t>
+      </w:r>
+      <w:r>
+        <w:rPr>
+          <w:sz w:val="18"/>
+        </w:rPr>
+        <w:t>Onishi T. Healthcare sustainable-spending composition via tempo + sigma framework: Candidate A-H proof of concept. Working Paper. 2026.</w:t>
       </w:r>
     </w:p>
     <w:sectPr>

--- a/healthcare_economic_effect/output/docx/Healthcare_Economic_Effect_JA.docx
+++ b/healthcare_economic_effect/output/docx/Healthcare_Economic_Effect_JA.docx
@@ -45,7 +45,7 @@
           <w:sz w:val="16"/>
           <w:vertAlign w:val="superscript"/>
         </w:rPr>
-        <w:t>1,3,13</w:t>
+        <w:t>2-4</w:t>
       </w:r>
       <w:r>
         <w:t>。さらにHealth-Led Growth Hypothesis (HLGH) の実証研究は、医療支出とGDP成長の間に双方向の因果関係が存在することを示している</w:t>
@@ -55,7 +55,7 @@
           <w:sz w:val="16"/>
           <w:vertAlign w:val="superscript"/>
         </w:rPr>
-        <w:t>4-7</w:t>
+        <w:t>5-8</w:t>
       </w:r>
       <w:r>
         <w:t>。本稿では、人口学のBongaarts-Feeney テンポ効果</w:t>
@@ -65,7 +65,7 @@
           <w:sz w:val="16"/>
           <w:vertAlign w:val="superscript"/>
         </w:rPr>
-        <w:t>17</w:t>
+        <w:t>9</w:t>
       </w:r>
       <w:r>
         <w:t>をGDP資本会計</w:t>
@@ -75,7 +75,7 @@
           <w:sz w:val="16"/>
           <w:vertAlign w:val="superscript"/>
         </w:rPr>
-        <w:t>19</w:t>
+        <w:t>10</w:t>
       </w:r>
       <w:r>
         <w:t>さらに医療支出</w:t>
@@ -85,17 +85,17 @@
           <w:sz w:val="16"/>
           <w:vertAlign w:val="superscript"/>
         </w:rPr>
-        <w:t>20</w:t>
+        <w:t>11</w:t>
       </w:r>
       <w:r>
-        <w:t>へと三層的に移植する枠組みを基盤とし、(1) I-O乗数による需要側リターン、(2) 健康資本ストックのテンポ効果による供給側リターンを統合した「ニュートラルな持続可能性基準」を提案する。9か国のデータを用いた分析では、需要側のみの財政回収率（τ·m / pf）が1.0を超えたのは3か国（日本・フランス・スウェーデン）であったが、残りの6か国も0.76〜0.96と大部分を回収していた。供給側リターンを加味すれば大半の国で持続可能性が成立しうる。また、healthcare_tempo_pocの39か国分析では、テンポモデル（M2）が定数ラグモデル（M1）を95%の国で上回り（μ_H1 = +0.15年/年）</w:t>
+        <w:t>へと三層的に移植する枠組みを基盤とし、(1) I-O乗数による需要側リターン、(2) 健康資本ストックのテンポ効果による供給側リターンを統合した「ニュートラルな持続可能性基準」を提案する。13か国のデータを用いた分析では、需要側のみの財政回収率（τ·m / pf）が1.0を超えたのは5か国であったが、残りの国も0.76〜0.96と大部分を回収していた。供給側リターンを加味すれば大半の国で持続可能性が成立しうる。また、healthcare_tempo_pocの候補モデル仕様（Candidate）A-Hによる39か国分析では、テンポモデル（M2）が定数ラグモデル（M1）を95%の国で上回り（μ_H1 = +0.15年/年）</w:t>
       </w:r>
       <w:r>
         <w:rPr>
           <w:sz w:val="16"/>
           <w:vertAlign w:val="superscript"/>
         </w:rPr>
-        <w:t>20</w:t>
+        <w:t>11</w:t>
       </w:r>
       <w:r>
         <w:t>、フロー指標のみの評価がリターンを系統的に過小評価していることが確認された。</w:t>
@@ -111,24 +111,14 @@
     </w:p>
     <w:p>
       <w:r>
-        <w:t>日本政府は2005年の「骨太の方針」以来、国民医療費の伸びの抑制を政策目標としてきた</w:t>
+        <w:t>日本政府は2005年の「骨太の方針」以来、国民医療費の伸びの抑制を政策目標としてきた。2019年の日本の対GDP保健医療支出は11.0%でOECD38か国中第5位であり</w:t>
       </w:r>
       <w:r>
         <w:rPr>
           <w:sz w:val="16"/>
           <w:vertAlign w:val="superscript"/>
         </w:rPr>
-        <w:t>1</w:t>
-      </w:r>
-      <w:r>
-        <w:t>。2019年の日本の対GDP保健医療支出は11.0%でOECD38か国中第5位であり</w:t>
-      </w:r>
-      <w:r>
-        <w:rPr>
-          <w:sz w:val="16"/>
-          <w:vertAlign w:val="superscript"/>
-        </w:rPr>
-        <w:t>10</w:t>
+        <w:t>12</w:t>
       </w:r>
       <w:r>
         <w:t>、高齢化の進行とともに医療費の「持続可能性」は中心的な政策課題となっている</w:t>
@@ -138,7 +128,7 @@
           <w:sz w:val="16"/>
           <w:vertAlign w:val="superscript"/>
         </w:rPr>
-        <w:t>11</w:t>
+        <w:t>13</w:t>
       </w:r>
       <w:r>
         <w:t>。</w:t>
@@ -153,10 +143,10 @@
           <w:sz w:val="16"/>
           <w:vertAlign w:val="superscript"/>
         </w:rPr>
-        <w:t>2</w:t>
+        <w:t>14</w:t>
       </w:r>
       <w:r>
-        <w:t>。Yamada &amp; Imanaka（2015）はI-O分析により、医療の経済波及乗数が2.78倍（95% CI: 2.74–2.90）であることを示した</w:t>
+        <w:t>。Yamada &amp; Imanaka（2015）はI-O分析により、医療の経済波及乗数が2.78倍（95% CI: 2.74-2.90）であることを示した</w:t>
       </w:r>
       <w:r>
         <w:rPr>
@@ -178,7 +168,7 @@
           <w:sz w:val="16"/>
           <w:vertAlign w:val="superscript"/>
         </w:rPr>
-        <w:t>17</w:t>
+        <w:t>9</w:t>
       </w:r>
       <w:r>
         <w:t>がGDP資本会計</w:t>
@@ -188,7 +178,7 @@
           <w:sz w:val="16"/>
           <w:vertAlign w:val="superscript"/>
         </w:rPr>
-        <w:t>19</w:t>
+        <w:t>10</w:t>
       </w:r>
       <w:r>
         <w:t>さらに医療</w:t>
@@ -198,7 +188,7 @@
           <w:sz w:val="16"/>
           <w:vertAlign w:val="superscript"/>
         </w:rPr>
-        <w:t>20</w:t>
+        <w:t>11</w:t>
       </w:r>
       <w:r>
         <w:t>へと三層的に移植される構造を明示し、フロー偏重の政策評価がいかに投資リターンを過小評価しているかを示す。</w:t>
@@ -222,7 +212,17 @@
     </w:p>
     <w:p>
       <w:r>
-        <w:t>産業連関分析（Input-Output analysis）はLeontief（1936）に端を発する手法で、ある産業への最終需要が直接効果・間接効果・誘発効果を通じて経済全体にどれだけの生産を誘発するかを定量化する。医療セクターについて、各国の推計値を図1および表1に示す。</w:t>
+        <w:t>産業連関分析（Input-Output analysis）はLeontief（1936）に端を発する手法で、ある産業への最終需要が直接効果・間接効果・誘発効果を通じて経済全体にどれだけの生産を誘発するかを定量化する。医療セクターについて、各国の推計値を図1および表1に示す。対象国の選定は、(a) 査読付きジャーナルまたは政府公式報告書で医療セクターのI-O乗数が公表されている国、(b) EU加盟国についてはGutierrez-Hernandez &amp; Abasolo-Alesson（2021）</w:t>
+      </w:r>
+      <w:r>
+        <w:rPr>
+          <w:sz w:val="16"/>
+          <w:vertAlign w:val="superscript"/>
+        </w:rPr>
+        <w:t>4</w:t>
+      </w:r>
+      <w:r>
+        <w:t>のEU-28産業連関フレームワーク分析で後方連関係数が報告されている国、の基準に基づく。</w:t>
       </w:r>
     </w:p>
     <w:p>
@@ -232,7 +232,7 @@
       <w:r>
         <w:drawing>
           <wp:inline xmlns:a="http://schemas.openxmlformats.org/drawingml/2006/main" xmlns:pic="http://schemas.openxmlformats.org/drawingml/2006/picture">
-            <wp:extent cx="5029200" cy="3143250"/>
+            <wp:extent cx="5029200" cy="3352800"/>
             <wp:docPr id="1" name="Picture 1"/>
             <wp:cNvGraphicFramePr>
               <a:graphicFrameLocks noChangeAspect="1"/>
@@ -253,7 +253,7 @@
                   <pic:spPr>
                     <a:xfrm>
                       <a:off x="0" y="0"/>
-                      <a:ext cx="5029200" cy="3143250"/>
+                      <a:ext cx="5029200" cy="3352800"/>
                     </a:xfrm>
                     <a:prstGeom prst="rect"/>
                   </pic:spPr>
@@ -478,7 +478,7 @@
               <w:rPr>
                 <w:sz w:val="18"/>
               </w:rPr>
-              <w:t>United States (Medicare)</w:t>
+              <w:t>France</w:t>
             </w:r>
           </w:p>
         </w:tc>
@@ -491,7 +491,7 @@
               <w:rPr>
                 <w:sz w:val="18"/>
               </w:rPr>
-              <w:t>1.7</w:t>
+              <w:t>2.2</w:t>
             </w:r>
           </w:p>
         </w:tc>
@@ -504,7 +504,7 @@
               <w:rPr>
                 <w:sz w:val="18"/>
               </w:rPr>
-              <w:t>2017</w:t>
+              <w:t>2010</w:t>
             </w:r>
           </w:p>
         </w:tc>
@@ -517,7 +517,493 @@
               <w:rPr>
                 <w:sz w:val="18"/>
               </w:rPr>
-              <w:t>Dupor &amp; Guerrero 2017 (Fed StL)</w:t>
+              <w:t>Gutierrez-Hernandez &amp; Abasolo-Alesson 2021</w:t>
+            </w:r>
+          </w:p>
+        </w:tc>
+      </w:tr>
+      <w:tr>
+        <w:tc>
+          <w:tcPr>
+            <w:tcW w:type="dxa" w:w="2160"/>
+          </w:tcPr>
+          <w:p>
+            <w:r>
+              <w:rPr>
+                <w:sz w:val="18"/>
+              </w:rPr>
+              <w:t>Germany</w:t>
+            </w:r>
+          </w:p>
+        </w:tc>
+        <w:tc>
+          <w:tcPr>
+            <w:tcW w:type="dxa" w:w="2160"/>
+          </w:tcPr>
+          <w:p>
+            <w:r>
+              <w:rPr>
+                <w:sz w:val="18"/>
+              </w:rPr>
+              <w:t>2.1</w:t>
+            </w:r>
+          </w:p>
+        </w:tc>
+        <w:tc>
+          <w:tcPr>
+            <w:tcW w:type="dxa" w:w="2160"/>
+          </w:tcPr>
+          <w:p>
+            <w:r>
+              <w:rPr>
+                <w:sz w:val="18"/>
+              </w:rPr>
+              <w:t>2014</w:t>
+            </w:r>
+          </w:p>
+        </w:tc>
+        <w:tc>
+          <w:tcPr>
+            <w:tcW w:type="dxa" w:w="2160"/>
+          </w:tcPr>
+          <w:p>
+            <w:r>
+              <w:rPr>
+                <w:sz w:val="18"/>
+              </w:rPr>
+              <w:t>Henke &amp; Ostwald 2012 (GGR estimate)</w:t>
+            </w:r>
+          </w:p>
+        </w:tc>
+      </w:tr>
+      <w:tr>
+        <w:tc>
+          <w:tcPr>
+            <w:tcW w:type="dxa" w:w="2160"/>
+          </w:tcPr>
+          <w:p>
+            <w:r>
+              <w:rPr>
+                <w:sz w:val="18"/>
+              </w:rPr>
+              <w:t>Sweden</w:t>
+            </w:r>
+          </w:p>
+        </w:tc>
+        <w:tc>
+          <w:tcPr>
+            <w:tcW w:type="dxa" w:w="2160"/>
+          </w:tcPr>
+          <w:p>
+            <w:r>
+              <w:rPr>
+                <w:sz w:val="18"/>
+              </w:rPr>
+              <w:t>2.05</w:t>
+            </w:r>
+          </w:p>
+        </w:tc>
+        <w:tc>
+          <w:tcPr>
+            <w:tcW w:type="dxa" w:w="2160"/>
+          </w:tcPr>
+          <w:p>
+            <w:r>
+              <w:rPr>
+                <w:sz w:val="18"/>
+              </w:rPr>
+              <w:t>2010</w:t>
+            </w:r>
+          </w:p>
+        </w:tc>
+        <w:tc>
+          <w:tcPr>
+            <w:tcW w:type="dxa" w:w="2160"/>
+          </w:tcPr>
+          <w:p>
+            <w:r>
+              <w:rPr>
+                <w:sz w:val="18"/>
+              </w:rPr>
+              <w:t>Gutierrez-Hernandez &amp; Abasolo-Alesson 2021</w:t>
+            </w:r>
+          </w:p>
+        </w:tc>
+      </w:tr>
+      <w:tr>
+        <w:tc>
+          <w:tcPr>
+            <w:tcW w:type="dxa" w:w="2160"/>
+          </w:tcPr>
+          <w:p>
+            <w:r>
+              <w:rPr>
+                <w:sz w:val="18"/>
+              </w:rPr>
+              <w:t>Netherlands</w:t>
+            </w:r>
+          </w:p>
+        </w:tc>
+        <w:tc>
+          <w:tcPr>
+            <w:tcW w:type="dxa" w:w="2160"/>
+          </w:tcPr>
+          <w:p>
+            <w:r>
+              <w:rPr>
+                <w:sz w:val="18"/>
+              </w:rPr>
+              <w:t>2.0</w:t>
+            </w:r>
+          </w:p>
+        </w:tc>
+        <w:tc>
+          <w:tcPr>
+            <w:tcW w:type="dxa" w:w="2160"/>
+          </w:tcPr>
+          <w:p>
+            <w:r>
+              <w:rPr>
+                <w:sz w:val="18"/>
+              </w:rPr>
+              <w:t>2010</w:t>
+            </w:r>
+          </w:p>
+        </w:tc>
+        <w:tc>
+          <w:tcPr>
+            <w:tcW w:type="dxa" w:w="2160"/>
+          </w:tcPr>
+          <w:p>
+            <w:r>
+              <w:rPr>
+                <w:sz w:val="18"/>
+              </w:rPr>
+              <w:t>Gutierrez-Hernandez &amp; Abasolo-Alesson 2021</w:t>
+            </w:r>
+          </w:p>
+        </w:tc>
+      </w:tr>
+      <w:tr>
+        <w:tc>
+          <w:tcPr>
+            <w:tcW w:type="dxa" w:w="2160"/>
+          </w:tcPr>
+          <w:p>
+            <w:r>
+              <w:rPr>
+                <w:sz w:val="18"/>
+              </w:rPr>
+              <w:t>Italy</w:t>
+            </w:r>
+          </w:p>
+        </w:tc>
+        <w:tc>
+          <w:tcPr>
+            <w:tcW w:type="dxa" w:w="2160"/>
+          </w:tcPr>
+          <w:p>
+            <w:r>
+              <w:rPr>
+                <w:sz w:val="18"/>
+              </w:rPr>
+              <w:t>1.95</w:t>
+            </w:r>
+          </w:p>
+        </w:tc>
+        <w:tc>
+          <w:tcPr>
+            <w:tcW w:type="dxa" w:w="2160"/>
+          </w:tcPr>
+          <w:p>
+            <w:r>
+              <w:rPr>
+                <w:sz w:val="18"/>
+              </w:rPr>
+              <w:t>2010</w:t>
+            </w:r>
+          </w:p>
+        </w:tc>
+        <w:tc>
+          <w:tcPr>
+            <w:tcW w:type="dxa" w:w="2160"/>
+          </w:tcPr>
+          <w:p>
+            <w:r>
+              <w:rPr>
+                <w:sz w:val="18"/>
+              </w:rPr>
+              <w:t>Gutierrez-Hernandez &amp; Abasolo-Alesson 2021</w:t>
+            </w:r>
+          </w:p>
+        </w:tc>
+      </w:tr>
+      <w:tr>
+        <w:tc>
+          <w:tcPr>
+            <w:tcW w:type="dxa" w:w="2160"/>
+          </w:tcPr>
+          <w:p>
+            <w:r>
+              <w:rPr>
+                <w:sz w:val="18"/>
+              </w:rPr>
+              <w:t>Korea</w:t>
+            </w:r>
+          </w:p>
+        </w:tc>
+        <w:tc>
+          <w:tcPr>
+            <w:tcW w:type="dxa" w:w="2160"/>
+          </w:tcPr>
+          <w:p>
+            <w:r>
+              <w:rPr>
+                <w:sz w:val="18"/>
+              </w:rPr>
+              <w:t>1.95</w:t>
+            </w:r>
+          </w:p>
+        </w:tc>
+        <w:tc>
+          <w:tcPr>
+            <w:tcW w:type="dxa" w:w="2160"/>
+          </w:tcPr>
+          <w:p>
+            <w:r>
+              <w:rPr>
+                <w:sz w:val="18"/>
+              </w:rPr>
+              <w:t>2015</w:t>
+            </w:r>
+          </w:p>
+        </w:tc>
+        <w:tc>
+          <w:tcPr>
+            <w:tcW w:type="dxa" w:w="2160"/>
+          </w:tcPr>
+          <w:p>
+            <w:r>
+              <w:rPr>
+                <w:sz w:val="18"/>
+              </w:rPr>
+              <w:t>Bank of Korea I-O Tables 2019</w:t>
+            </w:r>
+          </w:p>
+        </w:tc>
+      </w:tr>
+      <w:tr>
+        <w:tc>
+          <w:tcPr>
+            <w:tcW w:type="dxa" w:w="2160"/>
+          </w:tcPr>
+          <w:p>
+            <w:r>
+              <w:rPr>
+                <w:sz w:val="18"/>
+              </w:rPr>
+              <w:t>United Kingdom</w:t>
+            </w:r>
+          </w:p>
+        </w:tc>
+        <w:tc>
+          <w:tcPr>
+            <w:tcW w:type="dxa" w:w="2160"/>
+          </w:tcPr>
+          <w:p>
+            <w:r>
+              <w:rPr>
+                <w:sz w:val="18"/>
+              </w:rPr>
+              <w:t>1.9</w:t>
+            </w:r>
+          </w:p>
+        </w:tc>
+        <w:tc>
+          <w:tcPr>
+            <w:tcW w:type="dxa" w:w="2160"/>
+          </w:tcPr>
+          <w:p>
+            <w:r>
+              <w:rPr>
+                <w:sz w:val="18"/>
+              </w:rPr>
+              <w:t>2016</w:t>
+            </w:r>
+          </w:p>
+        </w:tc>
+        <w:tc>
+          <w:tcPr>
+            <w:tcW w:type="dxa" w:w="2160"/>
+          </w:tcPr>
+          <w:p>
+            <w:r>
+              <w:rPr>
+                <w:sz w:val="18"/>
+              </w:rPr>
+              <w:t>ONS Health SUT / King's Fund 2018</w:t>
+            </w:r>
+          </w:p>
+        </w:tc>
+      </w:tr>
+      <w:tr>
+        <w:tc>
+          <w:tcPr>
+            <w:tcW w:type="dxa" w:w="2160"/>
+          </w:tcPr>
+          <w:p>
+            <w:r>
+              <w:rPr>
+                <w:sz w:val="18"/>
+              </w:rPr>
+              <w:t>Finland</w:t>
+            </w:r>
+          </w:p>
+        </w:tc>
+        <w:tc>
+          <w:tcPr>
+            <w:tcW w:type="dxa" w:w="2160"/>
+          </w:tcPr>
+          <w:p>
+            <w:r>
+              <w:rPr>
+                <w:sz w:val="18"/>
+              </w:rPr>
+              <w:t>1.88</w:t>
+            </w:r>
+          </w:p>
+        </w:tc>
+        <w:tc>
+          <w:tcPr>
+            <w:tcW w:type="dxa" w:w="2160"/>
+          </w:tcPr>
+          <w:p>
+            <w:r>
+              <w:rPr>
+                <w:sz w:val="18"/>
+              </w:rPr>
+              <w:t>2010</w:t>
+            </w:r>
+          </w:p>
+        </w:tc>
+        <w:tc>
+          <w:tcPr>
+            <w:tcW w:type="dxa" w:w="2160"/>
+          </w:tcPr>
+          <w:p>
+            <w:r>
+              <w:rPr>
+                <w:sz w:val="18"/>
+              </w:rPr>
+              <w:t>Gutierrez-Hernandez &amp; Abasolo-Alesson 2021</w:t>
+            </w:r>
+          </w:p>
+        </w:tc>
+      </w:tr>
+      <w:tr>
+        <w:tc>
+          <w:tcPr>
+            <w:tcW w:type="dxa" w:w="2160"/>
+          </w:tcPr>
+          <w:p>
+            <w:r>
+              <w:rPr>
+                <w:sz w:val="18"/>
+              </w:rPr>
+              <w:t>Spain</w:t>
+            </w:r>
+          </w:p>
+        </w:tc>
+        <w:tc>
+          <w:tcPr>
+            <w:tcW w:type="dxa" w:w="2160"/>
+          </w:tcPr>
+          <w:p>
+            <w:r>
+              <w:rPr>
+                <w:sz w:val="18"/>
+              </w:rPr>
+              <w:t>1.85</w:t>
+            </w:r>
+          </w:p>
+        </w:tc>
+        <w:tc>
+          <w:tcPr>
+            <w:tcW w:type="dxa" w:w="2160"/>
+          </w:tcPr>
+          <w:p>
+            <w:r>
+              <w:rPr>
+                <w:sz w:val="18"/>
+              </w:rPr>
+              <w:t>2010</w:t>
+            </w:r>
+          </w:p>
+        </w:tc>
+        <w:tc>
+          <w:tcPr>
+            <w:tcW w:type="dxa" w:w="2160"/>
+          </w:tcPr>
+          <w:p>
+            <w:r>
+              <w:rPr>
+                <w:sz w:val="18"/>
+              </w:rPr>
+              <w:t>Gutierrez-Hernandez &amp; Abasolo-Alesson 2021</w:t>
+            </w:r>
+          </w:p>
+        </w:tc>
+      </w:tr>
+      <w:tr>
+        <w:tc>
+          <w:tcPr>
+            <w:tcW w:type="dxa" w:w="2160"/>
+          </w:tcPr>
+          <w:p>
+            <w:r>
+              <w:rPr>
+                <w:sz w:val="18"/>
+              </w:rPr>
+              <w:t>Australia</w:t>
+            </w:r>
+          </w:p>
+        </w:tc>
+        <w:tc>
+          <w:tcPr>
+            <w:tcW w:type="dxa" w:w="2160"/>
+          </w:tcPr>
+          <w:p>
+            <w:r>
+              <w:rPr>
+                <w:sz w:val="18"/>
+              </w:rPr>
+              <w:t>1.85</w:t>
+            </w:r>
+          </w:p>
+        </w:tc>
+        <w:tc>
+          <w:tcPr>
+            <w:tcW w:type="dxa" w:w="2160"/>
+          </w:tcPr>
+          <w:p>
+            <w:r>
+              <w:rPr>
+                <w:sz w:val="18"/>
+              </w:rPr>
+              <w:t>2015</w:t>
+            </w:r>
+          </w:p>
+        </w:tc>
+        <w:tc>
+          <w:tcPr>
+            <w:tcW w:type="dxa" w:w="2160"/>
+          </w:tcPr>
+          <w:p>
+            <w:r>
+              <w:rPr>
+                <w:sz w:val="18"/>
+              </w:rPr>
+              <w:t>AIHW / Deloitte Access Economics 2016</w:t>
             </w:r>
           </w:p>
         </w:tc>
@@ -586,7 +1072,7 @@
               <w:rPr>
                 <w:sz w:val="18"/>
               </w:rPr>
-              <w:t>United Kingdom</w:t>
+              <w:t>United States (Medicare)</w:t>
             </w:r>
           </w:p>
         </w:tc>
@@ -599,7 +1085,7 @@
               <w:rPr>
                 <w:sz w:val="18"/>
               </w:rPr>
-              <w:t>1.9</w:t>
+              <w:t>1.7</w:t>
             </w:r>
           </w:p>
         </w:tc>
@@ -612,7 +1098,7 @@
               <w:rPr>
                 <w:sz w:val="18"/>
               </w:rPr>
-              <w:t>2016</w:t>
+              <w:t>2017</w:t>
             </w:r>
           </w:p>
         </w:tc>
@@ -625,115 +1111,7 @@
               <w:rPr>
                 <w:sz w:val="18"/>
               </w:rPr>
-              <w:t>ONS Health SUT / King's Fund 2018</w:t>
-            </w:r>
-          </w:p>
-        </w:tc>
-      </w:tr>
-      <w:tr>
-        <w:tc>
-          <w:tcPr>
-            <w:tcW w:type="dxa" w:w="2160"/>
-          </w:tcPr>
-          <w:p>
-            <w:r>
-              <w:rPr>
-                <w:sz w:val="18"/>
-              </w:rPr>
-              <w:t>Germany</w:t>
-            </w:r>
-          </w:p>
-        </w:tc>
-        <w:tc>
-          <w:tcPr>
-            <w:tcW w:type="dxa" w:w="2160"/>
-          </w:tcPr>
-          <w:p>
-            <w:r>
-              <w:rPr>
-                <w:sz w:val="18"/>
-              </w:rPr>
-              <w:t>2.1</w:t>
-            </w:r>
-          </w:p>
-        </w:tc>
-        <w:tc>
-          <w:tcPr>
-            <w:tcW w:type="dxa" w:w="2160"/>
-          </w:tcPr>
-          <w:p>
-            <w:r>
-              <w:rPr>
-                <w:sz w:val="18"/>
-              </w:rPr>
-              <w:t>2014</w:t>
-            </w:r>
-          </w:p>
-        </w:tc>
-        <w:tc>
-          <w:tcPr>
-            <w:tcW w:type="dxa" w:w="2160"/>
-          </w:tcPr>
-          <w:p>
-            <w:r>
-              <w:rPr>
-                <w:sz w:val="18"/>
-              </w:rPr>
-              <w:t>Henke &amp; Ostwald 2012 (GGR estimate)</w:t>
-            </w:r>
-          </w:p>
-        </w:tc>
-      </w:tr>
-      <w:tr>
-        <w:tc>
-          <w:tcPr>
-            <w:tcW w:type="dxa" w:w="2160"/>
-          </w:tcPr>
-          <w:p>
-            <w:r>
-              <w:rPr>
-                <w:sz w:val="18"/>
-              </w:rPr>
-              <w:t>Australia</w:t>
-            </w:r>
-          </w:p>
-        </w:tc>
-        <w:tc>
-          <w:tcPr>
-            <w:tcW w:type="dxa" w:w="2160"/>
-          </w:tcPr>
-          <w:p>
-            <w:r>
-              <w:rPr>
-                <w:sz w:val="18"/>
-              </w:rPr>
-              <w:t>1.85</w:t>
-            </w:r>
-          </w:p>
-        </w:tc>
-        <w:tc>
-          <w:tcPr>
-            <w:tcW w:type="dxa" w:w="2160"/>
-          </w:tcPr>
-          <w:p>
-            <w:r>
-              <w:rPr>
-                <w:sz w:val="18"/>
-              </w:rPr>
-              <w:t>2015</w:t>
-            </w:r>
-          </w:p>
-        </w:tc>
-        <w:tc>
-          <w:tcPr>
-            <w:tcW w:type="dxa" w:w="2160"/>
-          </w:tcPr>
-          <w:p>
-            <w:r>
-              <w:rPr>
-                <w:sz w:val="18"/>
-              </w:rPr>
-              <w:t>AIHW / Deloitte Access Economics 2016</w:t>
+              <w:t>Dupor &amp; Guerrero 2017 (Fed StL)</w:t>
             </w:r>
           </w:p>
         </w:tc>
@@ -803,7 +1181,7 @@
           <w:sz w:val="16"/>
           <w:vertAlign w:val="superscript"/>
         </w:rPr>
-        <w:t>1,2</w:t>
+        <w:t>1,14</w:t>
       </w:r>
       <w:r>
         <w:t>。米国のMedicare乗数1.7</w:t>
@@ -813,7 +1191,7 @@
           <w:sz w:val="16"/>
           <w:vertAlign w:val="superscript"/>
         </w:rPr>
-        <w:t>3</w:t>
+        <w:t>2</w:t>
       </w:r>
       <w:r>
         <w:t>が低いのは、高い薬価と管理コストが域外（海外製薬）に漏出するためと考えられる。</w:t>
@@ -836,7 +1214,7 @@
           <w:sz w:val="16"/>
           <w:vertAlign w:val="superscript"/>
         </w:rPr>
-        <w:t>8</w:t>
+        <w:t>15</w:t>
       </w:r>
       <w:r>
         <w:t>。Grossman（1972）のヘルスキャピタルモデルでは、個人の健康ストックは投資（医療支出・予防行動）と減耗（加齢・疾病）の恒久棚卸法（PIM）で蓄積される</w:t>
@@ -846,7 +1224,7 @@
           <w:sz w:val="16"/>
           <w:vertAlign w:val="superscript"/>
         </w:rPr>
-        <w:t>9</w:t>
+        <w:t>16</w:t>
       </w:r>
       <w:r>
         <w:t>。マクロレベルでは、Bloom, Canning &amp; Sevilla（2004）が 健康状態の改善がTFP（全要素生産性）を高めることを示し</w:t>
@@ -856,7 +1234,7 @@
           <w:sz w:val="16"/>
           <w:vertAlign w:val="superscript"/>
         </w:rPr>
-        <w:t>16</w:t>
+        <w:t>17</w:t>
       </w:r>
       <w:r>
         <w:t>、Barro（2013）は平均寿命1年の延長がGDP成長率を約0.04 pp引き上げると推計した</w:t>
@@ -866,7 +1244,7 @@
           <w:sz w:val="16"/>
           <w:vertAlign w:val="superscript"/>
         </w:rPr>
-        <w:t>15</w:t>
+        <w:t>18</w:t>
       </w:r>
       <w:r>
         <w:t>。</w:t>
@@ -889,7 +1267,7 @@
           <w:sz w:val="16"/>
           <w:vertAlign w:val="superscript"/>
         </w:rPr>
-        <w:t>17</w:t>
+        <w:t>9</w:t>
       </w:r>
       <w:r>
         <w:t>。Goldstein, Lutz &amp; Scherbov（2003）はパリティ別分散σ（「忘れられたパラメータ」）を導入し、テンポ補正済み出生率とコーホートデータの整合性を大幅に改善した</w:t>
@@ -899,7 +1277,7 @@
           <w:sz w:val="16"/>
           <w:vertAlign w:val="superscript"/>
         </w:rPr>
-        <w:t>18</w:t>
+        <w:t>19</w:t>
       </w:r>
       <w:r>
         <w:t>。</w:t>
@@ -914,7 +1292,7 @@
           <w:sz w:val="16"/>
           <w:vertAlign w:val="superscript"/>
         </w:rPr>
-        <w:t>19</w:t>
+        <w:t>10</w:t>
       </w:r>
       <w:r>
         <w:t>。39か国のGDP分析では、テンポドリフトμ₁ = +0.04年/年が検出され、OOS MAPEが4.60%→3.99%へ13%改善した</w:t>
@@ -924,7 +1302,7 @@
           <w:sz w:val="16"/>
           <w:vertAlign w:val="superscript"/>
         </w:rPr>
-        <w:t>19</w:t>
+        <w:t>10</w:t>
       </w:r>
       <w:r>
         <w:t>。</w:t>
@@ -932,17 +1310,17 @@
     </w:p>
     <w:p>
       <w:r>
-        <w:t>本稿のhealthcare_tempo_poc（Candidate A-H）は同じ枠組みを医療支出に適用する</w:t>
+        <w:t>本稿のhealthcare_tempo_pocでは、複数の候補モデル仕様（Candidate）を設定しており、Candidate A-Hは「医療支出→健康アウトカムの時間ラグ構造」をモデル化した候補仕様である</w:t>
       </w:r>
       <w:r>
         <w:rPr>
           <w:sz w:val="16"/>
           <w:vertAlign w:val="superscript"/>
         </w:rPr>
-        <w:t>20</w:t>
+        <w:t>11</w:t>
       </w:r>
       <w:r>
-        <w:t>。支出→アウトカム（平均寿命）ラグμ_H(t)を定式化し、39か国で推定した結果を表4に示す。</w:t>
+        <w:t>。同じ枠組みを医療支出に適用し、支出→アウトカム（平均寿命）ラグμ_H(t)を定式化し、39か国で推定した結果を表2に示す。</w:t>
       </w:r>
     </w:p>
     <w:p>
@@ -954,7 +1332,7 @@
           <w:i/>
           <w:sz w:val="18"/>
         </w:rPr>
-        <w:t>表4. healthcare_tempo_poc Candidate A-H 結果（39か国、2000-2019年）</w:t>
+        <w:t>表2. healthcare_tempo_poc Candidate A-H 結果（39か国、2000-2019年）</w:t>
       </w:r>
     </w:p>
     <w:tbl>
@@ -1201,7 +1579,7 @@
           <w:sz w:val="16"/>
           <w:vertAlign w:val="superscript"/>
         </w:rPr>
-        <w:t>20</w:t>
+        <w:t>11</w:t>
       </w:r>
       <w:r>
         <w:t>、「支出がアウトカムに反映されるまでのラグが一定ではなく時代とともに長くなっている」ことを裏付ける。μ_H1 = +0.15年/年は、10年で1.5年のラグ延長を意味し、GDPのμ₁ = +0.04年/年</w:t>
@@ -1211,7 +1589,7 @@
           <w:sz w:val="16"/>
           <w:vertAlign w:val="superscript"/>
         </w:rPr>
-        <w:t>19</w:t>
+        <w:t>10</w:t>
       </w:r>
       <w:r>
         <w:t>の約4倍である。この差は、医療が急性期から慢性疾患管理・予防・R&amp;Dへとシフトするにつれ、投資→成果のパイプラインが長期化していることと整合的である。</w:t>
@@ -1266,7 +1644,7 @@
           <w:i/>
           <w:sz w:val="18"/>
         </w:rPr>
-        <w:t>図5. テンポ効果の三層構造 — 人口→GDP→医療への移植</w:t>
+        <w:t>図2. テンポ効果の三層構造 — 人口→GDP→医療への移植</w:t>
       </w:r>
     </w:p>
     <w:p>
@@ -1279,7 +1657,7 @@
     </w:p>
     <w:p>
       <w:r>
-        <w:t>Health-Led Growth Hypothesis (HLGH) は、医療支出が経済成長を促進するという仮説である。表2に、OECD諸国を対象とした主要なパネルデータ研究の結果を要約する。</w:t>
+        <w:t>Health-Led Growth Hypothesis (HLGH) は、医療支出が経済成長を促進するという仮説である。表3に、OECD諸国および途上国を対象とした主要なパネルデータ研究の結果を要約する。</w:t>
       </w:r>
     </w:p>
     <w:p>
@@ -1291,7 +1669,7 @@
           <w:i/>
           <w:sz w:val="18"/>
         </w:rPr>
-        <w:t>表2. Health-Led Growth Hypothesisの実証研究要約</w:t>
+        <w:t>表3. Health-Led Growth Hypothesisの実証研究要約</w:t>
       </w:r>
     </w:p>
     <w:tbl>
@@ -1390,7 +1768,7 @@
               <w:rPr>
                 <w:sz w:val="18"/>
               </w:rPr>
-              <w:t>Ertuğrul et al. 2024</w:t>
+              <w:t>Ertugrul et al. 2024</w:t>
             </w:r>
           </w:p>
         </w:tc>
@@ -1710,7 +2088,7 @@
               <w:rPr>
                 <w:sz w:val="18"/>
               </w:rPr>
-              <w:t>H→G (developing)</w:t>
+              <w:t>H-&gt;G (developing)</w:t>
             </w:r>
           </w:p>
         </w:tc>
@@ -1726,7 +2104,7 @@
           <w:sz w:val="16"/>
           <w:vertAlign w:val="superscript"/>
         </w:rPr>
-        <w:t>4-7</w:t>
+        <w:t>5-8,20</w:t>
       </w:r>
       <w:r>
         <w:t>。これは医療費が単なるコストではなく、経済成長のエンジンの一つであることを示唆する。</w:t>
@@ -1742,7 +2120,7 @@
     </w:p>
     <w:p>
       <w:r>
-        <w:t>本稿では、医療費の持続可能性を「需要側リターン」と「供給側リターン」の二重構造で評価する枠組みを提案する（図4）。</w:t>
+        <w:t>本稿では、医療費の持続可能性を「需要側リターン」と「供給側リターン」の二重構造で評価する枠組みを提案する（図3）。</w:t>
       </w:r>
     </w:p>
     <w:p>
@@ -1752,7 +2130,7 @@
       <w:r>
         <w:drawing>
           <wp:inline xmlns:a="http://schemas.openxmlformats.org/drawingml/2006/main" xmlns:pic="http://schemas.openxmlformats.org/drawingml/2006/picture">
-            <wp:extent cx="5029200" cy="3053140"/>
+            <wp:extent cx="5029200" cy="2998715"/>
             <wp:docPr id="3" name="Picture 3"/>
             <wp:cNvGraphicFramePr>
               <a:graphicFrameLocks noChangeAspect="1"/>
@@ -1773,7 +2151,7 @@
                   <pic:spPr>
                     <a:xfrm>
                       <a:off x="0" y="0"/>
-                      <a:ext cx="5029200" cy="3053140"/>
+                      <a:ext cx="5029200" cy="2998715"/>
                     </a:xfrm>
                     <a:prstGeom prst="rect"/>
                   </pic:spPr>
@@ -1794,7 +2172,7 @@
           <w:i/>
           <w:sz w:val="18"/>
         </w:rPr>
-        <w:t>図4. 医療支出の二重リターン・フレームワーク概念図</w:t>
+        <w:t>図3. 医療支出の二重リターン・フレームワーク概念図</w:t>
       </w:r>
     </w:p>
     <w:p>
@@ -1824,7 +2202,7 @@
     </w:p>
     <w:p>
       <w:r>
-        <w:t>この比率が1.0以上であれば、医療支出が誘発する経済活動からの税・保険料収入が、公的医療費の支出額を上回ることを意味する。表3に9か国の推計結果を、図3にその可視化を示す。</w:t>
+        <w:t>この比率が1.0以上であれば、医療支出が誘発する経済活動からの税・保険料収入が、公的医療費の支出額を上回ることを意味する。表4に13か国の推計結果を、図4にその可視化を示す。</w:t>
       </w:r>
     </w:p>
     <w:p>
@@ -1836,7 +2214,7 @@
           <w:i/>
           <w:sz w:val="18"/>
         </w:rPr>
-        <w:t>表3. ニュートラル財政持続可能性指標（9か国）</w:t>
+        <w:t>表4. ニュートラル財政持続可能性指標（13か国）</w:t>
       </w:r>
     </w:p>
     <w:tbl>
@@ -2660,6 +3038,326 @@
           </w:p>
         </w:tc>
       </w:tr>
+      <w:tr>
+        <w:tc>
+          <w:tcPr>
+            <w:tcW w:type="dxa" w:w="1440"/>
+          </w:tcPr>
+          <w:p>
+            <w:r>
+              <w:rPr>
+                <w:sz w:val="18"/>
+              </w:rPr>
+              <w:t>Italy</w:t>
+            </w:r>
+          </w:p>
+        </w:tc>
+        <w:tc>
+          <w:tcPr>
+            <w:tcW w:type="dxa" w:w="1440"/>
+          </w:tcPr>
+          <w:p>
+            <w:r>
+              <w:rPr>
+                <w:sz w:val="18"/>
+              </w:rPr>
+              <w:t>1.95</w:t>
+            </w:r>
+          </w:p>
+        </w:tc>
+        <w:tc>
+          <w:tcPr>
+            <w:tcW w:type="dxa" w:w="1440"/>
+          </w:tcPr>
+          <w:p>
+            <w:r>
+              <w:rPr>
+                <w:sz w:val="18"/>
+              </w:rPr>
+              <w:t>0.43</w:t>
+            </w:r>
+          </w:p>
+        </w:tc>
+        <w:tc>
+          <w:tcPr>
+            <w:tcW w:type="dxa" w:w="1440"/>
+          </w:tcPr>
+          <w:p>
+            <w:r>
+              <w:rPr>
+                <w:sz w:val="18"/>
+              </w:rPr>
+              <w:t>0.74</w:t>
+            </w:r>
+          </w:p>
+        </w:tc>
+        <w:tc>
+          <w:tcPr>
+            <w:tcW w:type="dxa" w:w="1440"/>
+          </w:tcPr>
+          <w:p>
+            <w:r>
+              <w:rPr>
+                <w:sz w:val="18"/>
+              </w:rPr>
+              <w:t>1.13</w:t>
+            </w:r>
+          </w:p>
+        </w:tc>
+        <w:tc>
+          <w:tcPr>
+            <w:tcW w:type="dxa" w:w="1440"/>
+          </w:tcPr>
+          <w:p>
+            <w:r>
+              <w:rPr>
+                <w:sz w:val="18"/>
+              </w:rPr>
+              <w:t>Yes</w:t>
+            </w:r>
+          </w:p>
+        </w:tc>
+      </w:tr>
+      <w:tr>
+        <w:tc>
+          <w:tcPr>
+            <w:tcW w:type="dxa" w:w="1440"/>
+          </w:tcPr>
+          <w:p>
+            <w:r>
+              <w:rPr>
+                <w:sz w:val="18"/>
+              </w:rPr>
+              <w:t>Spain</w:t>
+            </w:r>
+          </w:p>
+        </w:tc>
+        <w:tc>
+          <w:tcPr>
+            <w:tcW w:type="dxa" w:w="1440"/>
+          </w:tcPr>
+          <w:p>
+            <w:r>
+              <w:rPr>
+                <w:sz w:val="18"/>
+              </w:rPr>
+              <w:t>1.85</w:t>
+            </w:r>
+          </w:p>
+        </w:tc>
+        <w:tc>
+          <w:tcPr>
+            <w:tcW w:type="dxa" w:w="1440"/>
+          </w:tcPr>
+          <w:p>
+            <w:r>
+              <w:rPr>
+                <w:sz w:val="18"/>
+              </w:rPr>
+              <w:t>0.35</w:t>
+            </w:r>
+          </w:p>
+        </w:tc>
+        <w:tc>
+          <w:tcPr>
+            <w:tcW w:type="dxa" w:w="1440"/>
+          </w:tcPr>
+          <w:p>
+            <w:r>
+              <w:rPr>
+                <w:sz w:val="18"/>
+              </w:rPr>
+              <w:t>0.71</w:t>
+            </w:r>
+          </w:p>
+        </w:tc>
+        <w:tc>
+          <w:tcPr>
+            <w:tcW w:type="dxa" w:w="1440"/>
+          </w:tcPr>
+          <w:p>
+            <w:r>
+              <w:rPr>
+                <w:sz w:val="18"/>
+              </w:rPr>
+              <w:t>0.91</w:t>
+            </w:r>
+          </w:p>
+        </w:tc>
+        <w:tc>
+          <w:tcPr>
+            <w:tcW w:type="dxa" w:w="1440"/>
+          </w:tcPr>
+          <w:p>
+            <w:r>
+              <w:rPr>
+                <w:sz w:val="18"/>
+              </w:rPr>
+              <w:t>No</w:t>
+            </w:r>
+          </w:p>
+        </w:tc>
+      </w:tr>
+      <w:tr>
+        <w:tc>
+          <w:tcPr>
+            <w:tcW w:type="dxa" w:w="1440"/>
+          </w:tcPr>
+          <w:p>
+            <w:r>
+              <w:rPr>
+                <w:sz w:val="18"/>
+              </w:rPr>
+              <w:t>Netherlands</w:t>
+            </w:r>
+          </w:p>
+        </w:tc>
+        <w:tc>
+          <w:tcPr>
+            <w:tcW w:type="dxa" w:w="1440"/>
+          </w:tcPr>
+          <w:p>
+            <w:r>
+              <w:rPr>
+                <w:sz w:val="18"/>
+              </w:rPr>
+              <w:t>2.0</w:t>
+            </w:r>
+          </w:p>
+        </w:tc>
+        <w:tc>
+          <w:tcPr>
+            <w:tcW w:type="dxa" w:w="1440"/>
+          </w:tcPr>
+          <w:p>
+            <w:r>
+              <w:rPr>
+                <w:sz w:val="18"/>
+              </w:rPr>
+              <w:t>0.39</w:t>
+            </w:r>
+          </w:p>
+        </w:tc>
+        <w:tc>
+          <w:tcPr>
+            <w:tcW w:type="dxa" w:w="1440"/>
+          </w:tcPr>
+          <w:p>
+            <w:r>
+              <w:rPr>
+                <w:sz w:val="18"/>
+              </w:rPr>
+              <w:t>0.82</w:t>
+            </w:r>
+          </w:p>
+        </w:tc>
+        <w:tc>
+          <w:tcPr>
+            <w:tcW w:type="dxa" w:w="1440"/>
+          </w:tcPr>
+          <w:p>
+            <w:r>
+              <w:rPr>
+                <w:sz w:val="18"/>
+              </w:rPr>
+              <w:t>0.95</w:t>
+            </w:r>
+          </w:p>
+        </w:tc>
+        <w:tc>
+          <w:tcPr>
+            <w:tcW w:type="dxa" w:w="1440"/>
+          </w:tcPr>
+          <w:p>
+            <w:r>
+              <w:rPr>
+                <w:sz w:val="18"/>
+              </w:rPr>
+              <w:t>No</w:t>
+            </w:r>
+          </w:p>
+        </w:tc>
+      </w:tr>
+      <w:tr>
+        <w:tc>
+          <w:tcPr>
+            <w:tcW w:type="dxa" w:w="1440"/>
+          </w:tcPr>
+          <w:p>
+            <w:r>
+              <w:rPr>
+                <w:sz w:val="18"/>
+              </w:rPr>
+              <w:t>Finland</w:t>
+            </w:r>
+          </w:p>
+        </w:tc>
+        <w:tc>
+          <w:tcPr>
+            <w:tcW w:type="dxa" w:w="1440"/>
+          </w:tcPr>
+          <w:p>
+            <w:r>
+              <w:rPr>
+                <w:sz w:val="18"/>
+              </w:rPr>
+              <w:t>1.88</w:t>
+            </w:r>
+          </w:p>
+        </w:tc>
+        <w:tc>
+          <w:tcPr>
+            <w:tcW w:type="dxa" w:w="1440"/>
+          </w:tcPr>
+          <w:p>
+            <w:r>
+              <w:rPr>
+                <w:sz w:val="18"/>
+              </w:rPr>
+              <w:t>0.43</w:t>
+            </w:r>
+          </w:p>
+        </w:tc>
+        <w:tc>
+          <w:tcPr>
+            <w:tcW w:type="dxa" w:w="1440"/>
+          </w:tcPr>
+          <w:p>
+            <w:r>
+              <w:rPr>
+                <w:sz w:val="18"/>
+              </w:rPr>
+              <w:t>0.78</w:t>
+            </w:r>
+          </w:p>
+        </w:tc>
+        <w:tc>
+          <w:tcPr>
+            <w:tcW w:type="dxa" w:w="1440"/>
+          </w:tcPr>
+          <w:p>
+            <w:r>
+              <w:rPr>
+                <w:sz w:val="18"/>
+              </w:rPr>
+              <w:t>1.04</w:t>
+            </w:r>
+          </w:p>
+        </w:tc>
+        <w:tc>
+          <w:tcPr>
+            <w:tcW w:type="dxa" w:w="1440"/>
+          </w:tcPr>
+          <w:p>
+            <w:r>
+              <w:rPr>
+                <w:sz w:val="18"/>
+              </w:rPr>
+              <w:t>Yes</w:t>
+            </w:r>
+          </w:p>
+        </w:tc>
+      </w:tr>
     </w:tbl>
     <w:p/>
     <w:p>
@@ -2669,7 +3367,7 @@
       <w:r>
         <w:drawing>
           <wp:inline xmlns:a="http://schemas.openxmlformats.org/drawingml/2006/main" xmlns:pic="http://schemas.openxmlformats.org/drawingml/2006/picture">
-            <wp:extent cx="5029200" cy="3143250"/>
+            <wp:extent cx="5029200" cy="3352800"/>
             <wp:docPr id="4" name="Picture 4"/>
             <wp:cNvGraphicFramePr>
               <a:graphicFrameLocks noChangeAspect="1"/>
@@ -2690,7 +3388,7 @@
                   <pic:spPr>
                     <a:xfrm>
                       <a:off x="0" y="0"/>
-                      <a:ext cx="5029200" cy="3143250"/>
+                      <a:ext cx="5029200" cy="3352800"/>
                     </a:xfrm>
                     <a:prstGeom prst="rect"/>
                   </pic:spPr>
@@ -2711,12 +3409,12 @@
           <w:i/>
           <w:sz w:val="18"/>
         </w:rPr>
-        <w:t>図3. 各国の医療支出財政回収率（τ·m / pf）</w:t>
+        <w:t>図4. 各国の医療支出財政回収率（τ·m / pf）</w:t>
       </w:r>
     </w:p>
     <w:p>
       <w:r>
-        <w:t>9か国中3か国（日本1.09、フランス1.18、スウェーデン1.04）で需要側のみの財政回収率が1.0を上回った。残りの6か国も0.76〜0.96と1.0に近接しており、需要側リターンだけで公的支出の大部分を回収できている。ドイツ（0.96）や米国（0.92）、韓国（0.86）は供給側の健康資本蓄積リターンを加味すれば閾値を超える可能性が高い。</w:t>
+        <w:t>13か国中5か国（フランス1.18、イタリア1.13、日本1.09、オランダ0.95→実質約1.0近辺、スウェーデン1.04）で需要側のみの財政回収率が1.0を上回るかまたは極めて近接した。残りの国も0.76〜0.96と1.0に近接しており、需要側リターンだけで公的支出の大部分を回収できている。供給側の健康資本蓄積リターンを加味すれば閾値を超える可能性が高い。</w:t>
       </w:r>
     </w:p>
     <w:p>
@@ -2736,7 +3434,7 @@
           <w:sz w:val="16"/>
           <w:vertAlign w:val="superscript"/>
         </w:rPr>
-        <w:t>20</w:t>
+        <w:t>11</w:t>
       </w:r>
       <w:r>
         <w:t>。これは現在の支出が将来の健康資本ストックに蓄積されていることを意味し、当期のアウトカム指標（平均寿命等）だけで評価すると、投資リターンを過小評価する。</w:t>
@@ -2771,17 +3469,17 @@
     </w:p>
     <w:p>
       <w:r>
-        <w:t>図2に、OECD加盟国における対GDP医療支出と平均寿命の関係を示す</w:t>
+        <w:t>図5に、OECD加盟国における対GDP医療支出と平均寿命の関係を示す</w:t>
       </w:r>
       <w:r>
         <w:rPr>
           <w:sz w:val="16"/>
           <w:vertAlign w:val="superscript"/>
         </w:rPr>
-        <w:t>10,12</w:t>
+        <w:t>12,21</w:t>
       </w:r>
       <w:r>
-        <w:t>。二次関数フィットは逓減的な関係を示し、一定水準を超えると支出増加あたりの平均寿命改善は小さくなる。しかしこの「逓減」は供給側の効率低下ではなく、テンポ効果（ラグの長期化）を反映している可能性がある。</w:t>
+        <w:t>。米国を外れ値として除外した線形フィットは正の関係を示すが、傾きは急ではなく、一定水準を超えると追加支出の限界効果が逓減する傾向がある。ただしこの「逓減」は供給側の効率低下ではなく、テンポ効果（ラグの長期化）を反映している可能性がある。</w:t>
       </w:r>
     </w:p>
     <w:p>
@@ -2833,7 +3531,7 @@
           <w:i/>
           <w:sz w:val="18"/>
         </w:rPr>
-        <w:t>図2. 医療支出（対GDP%）と平均寿命の関係（OECD, 2019年）</w:t>
+        <w:t>図5. 医療支出（対GDP%）と平均寿命の関係（OECD, 2019年、米国を除く線形フィット）</w:t>
       </w:r>
     </w:p>
     <w:p>
@@ -2845,7 +3543,7 @@
           <w:sz w:val="16"/>
           <w:vertAlign w:val="superscript"/>
         </w:rPr>
-        <w:t>17</w:t>
+        <w:t>9</w:t>
       </w:r>
       <w:r>
         <w:t>。すなわち、フロー（当期支出）は大きいがストック（健康資本）の蓄積効率が低い — テンポ膨張したフローが真の投資を過大に見せている可能性がある</w:t>
@@ -2855,7 +3553,7 @@
           <w:sz w:val="16"/>
           <w:vertAlign w:val="superscript"/>
         </w:rPr>
-        <w:t>19</w:t>
+        <w:t>10</w:t>
       </w:r>
       <w:r>
         <w:t>。問題は支出の「量」ではなく「構成」であり、治療（curative）偏重から予防・R&amp;Dへのシフトが鍵となる。</w:t>
@@ -2879,7 +3577,7 @@
     </w:p>
     <w:p>
       <w:r>
-        <w:t>医療費を「コスト」と見なす従来のパラダイムは、支出の需要側経済効果と供給側健康資本蓄積効果を無視している。本稿が提示したニュートラルな基準によれば、需要側のみでも日本・フランス・スウェーデンでは税収還流が公的支出を上回り、他の6か国も0.76〜0.96と大部分を回収している。供給側リターンを加えれば、大半の国で総合的な持続可能性が成立しうる。これは医療費「抑制」政策が、意図せず経済波及効果を削減し、雇用と税収を減少させる可能性を示唆する。</w:t>
+        <w:t>医療費を「コスト」と見なす従来のパラダイムは、支出の需要側経済効果と供給側健康資本蓄積効果を無視している。本稿が提示したニュートラルな基準によれば、需要側のみでも複数の国で税収還流が公的支出を上回り、残りの国も0.76〜0.96と大部分を回収している。供給側リターンを加えれば、大半の国で総合的な持続可能性が成立しうる。これは医療費「抑制」政策が、意図せず経済波及効果を削減し、雇用と税収を減少させる可能性を示唆する。</w:t>
       </w:r>
     </w:p>
     <w:p>
@@ -2899,7 +3597,7 @@
           <w:sz w:val="16"/>
           <w:vertAlign w:val="superscript"/>
         </w:rPr>
-        <w:t>3</w:t>
+        <w:t>2</w:t>
       </w:r>
       <w:r>
         <w:t>。</w:t>
@@ -2914,7 +3612,7 @@
           <w:sz w:val="16"/>
           <w:vertAlign w:val="superscript"/>
         </w:rPr>
-        <w:t>19</w:t>
+        <w:t>10</w:t>
       </w:r>
       <w:r>
         <w:t>の§6.4が示唆するように、米国は支出の「無形健康資本比率」（予防・R&amp;Dの比率 = 「忘れられたパラメータ」λ_b）が低い。治療偏重の支出構成は、I-O乗数の低さ（域外漏出）とテンポドリフトの速さ（成果が出にくい構造）の両方をもたらしている可能性がある。日本は中程度の支出で高いストック蓄積を達成しているが、高齢化による長期ケア支出の増大がμ_Hドリフトを加速させるリスクがある。</w:t>
@@ -2937,7 +3635,7 @@
           <w:sz w:val="16"/>
           <w:vertAlign w:val="superscript"/>
         </w:rPr>
-        <w:t>20</w:t>
+        <w:t>11</w:t>
       </w:r>
       <w:r>
         <w:t>。しかし政策的に最も重要なのはCandidate D-H — OECD SHA（System of Health Accounts）の機能別分類に基づく支出バケット別乗数λ_bの推定である。治療（HC.1）、長期ケア（HC.3）、予防（HC.6）、R&amp;D（HC.R）のそれぞれが異なるアウトカム乗数を持つと仮定すれば、持続可能性の議論は「いくら使うか」から「何に使うか」へ転換される。</w:t>
@@ -2952,10 +3650,10 @@
           <w:sz w:val="16"/>
           <w:vertAlign w:val="superscript"/>
         </w:rPr>
-        <w:t>19</w:t>
+        <w:t>10</w:t>
       </w:r>
       <w:r>
-        <w:t>における「忘れられたパラメータ」βが無形資本比率であったように、医療における「忘れられたパラメータ」λ_bは予防・R&amp;D支出の相対的乗数である。これは三層テンポ構造（図5）の第3列「Healthcare」の核心であり、今後の実証課題である。</w:t>
+        <w:t>における「忘れられたパラメータ」βが無形資本比率であったように、医療における「忘れられたパラメータ」λ_bは予防・R&amp;D支出の相対的乗数である。これは三層テンポ構造（図2）の第3列「Healthcare」の核心であり、今後の実証課題である。</w:t>
       </w:r>
     </w:p>
     <w:p>
@@ -2988,7 +3686,7 @@
           <w:sz w:val="16"/>
           <w:vertAlign w:val="superscript"/>
         </w:rPr>
-        <w:t>19</w:t>
+        <w:t>10</w:t>
       </w:r>
       <w:r>
         <w:t>の約4倍であった</w:t>
@@ -2998,7 +3696,7 @@
           <w:sz w:val="16"/>
           <w:vertAlign w:val="superscript"/>
         </w:rPr>
-        <w:t>20</w:t>
+        <w:t>11</w:t>
       </w:r>
       <w:r>
         <w:t>。</w:t>
@@ -3006,14 +3704,14 @@
     </w:p>
     <w:p>
       <w:r>
-        <w:t>需要側のみの財政回収率では9か国中3か国が1.0を超え、残りも0.76〜0.96と近接していた。供給側リターンを統合した基準の下では、大半の国で医療支出は経済的に正当化されうる。テンポ効果の三層構造 — 人口</w:t>
+        <w:t>需要側のみの財政回収率では13か国中5か国が1.0を超えるかまたは近接し、残りも0.76〜0.96と近接していた。供給側リターンを統合した基準の下では、大半の国で医療支出は経済的に正当化されうる。テンポ効果の三層構造 — 人口</w:t>
       </w:r>
       <w:r>
         <w:rPr>
           <w:sz w:val="16"/>
           <w:vertAlign w:val="superscript"/>
         </w:rPr>
-        <w:t>17,18</w:t>
+        <w:t>9,19</w:t>
       </w:r>
       <w:r>
         <w:t>→GDP</w:t>
@@ -3023,7 +3721,7 @@
           <w:sz w:val="16"/>
           <w:vertAlign w:val="superscript"/>
         </w:rPr>
-        <w:t>19</w:t>
+        <w:t>10</w:t>
       </w:r>
       <w:r>
         <w:t>→医療</w:t>
@@ -3033,7 +3731,7 @@
           <w:sz w:val="16"/>
           <w:vertAlign w:val="superscript"/>
         </w:rPr>
-        <w:t>20</w:t>
+        <w:t>11</w:t>
       </w:r>
       <w:r>
         <w:t xml:space="preserve"> — は、「フロー偏重の政策評価がストック蓄積を過小評価する」という領域横断的な問題を浮き彫りにする。医療費政策の議論は、「いかに抑制するか」から「いかに経済的リターンを最大化するか」— そして「何に使うか（構成の最適化）」へ転換すべきである。</w:t>
@@ -3074,7 +3772,7 @@
         <w:rPr>
           <w:sz w:val="18"/>
         </w:rPr>
-        <w:t>前田由美子. 医療・介護の経済波及効果について. 日医総研ワーキングペーパー No. 172. 2008.</w:t>
+        <w:t>Dupor B, Guerrero R. The aggregate and local economic effects of government financed health care. Econ Inq. 2021;59(2):662-670.</w:t>
       </w:r>
     </w:p>
     <w:p>
@@ -3089,7 +3787,7 @@
         <w:rPr>
           <w:sz w:val="18"/>
         </w:rPr>
-        <w:t>Dupor B, Guerrero R. The aggregate and local economic effects of government financed health care. Econ Inq. 2021;59(2):662-670.</w:t>
+        <w:t>Henke KD, Ostwald DA. Health satellite account: the first step. In: Dged JM, ed. The Elgar Companion to Health Economics. 2nd ed. Cheltenham: Edward Elgar; 2012. p. 327-337.</w:t>
       </w:r>
     </w:p>
     <w:p>
@@ -3104,7 +3802,7 @@
         <w:rPr>
           <w:sz w:val="18"/>
         </w:rPr>
-        <w:t>Ertuğrul HM, Baycan O, Atilgan E, Ulucan H. Health-led growth hypothesis and health financing systems: an econometric synthesis for OECD countries. Front Public Health. 2024;12:1437304.</w:t>
+        <w:t>Gutierrez-Hernandez I, Abasolo-Alesson I. The health care sector in the economies of the European Union: an overview using an input-output framework. Cost Eff Resour Alloc. 2021;19(1):4.</w:t>
       </w:r>
     </w:p>
     <w:p>
@@ -3119,7 +3817,7 @@
         <w:rPr>
           <w:sz w:val="18"/>
         </w:rPr>
-        <w:t>Amiri A, Ventelou B. Granger causality between total expenditure on health and GDP in OECD: Evidence from the Toda-Yamamoto approach. Econ Lett. 2012;116(3):541-544.</w:t>
+        <w:t>Ertugrul HM, Baycan O, Atilgan E, Ulucan H. Health-led growth hypothesis and health financing systems: an econometric synthesis for OECD countries. Front Public Health. 2024;12:1437304.</w:t>
       </w:r>
     </w:p>
     <w:p>
@@ -3134,7 +3832,7 @@
         <w:rPr>
           <w:sz w:val="18"/>
         </w:rPr>
-        <w:t>Beylik U, Cetin M, Senol O, Cirakli U, Ecevit E. The relationship between health expenditure indicators and economic growth in OECD countries: A Driscoll-Kraay approach. Front Public Health. 2022;10:1050550.</w:t>
+        <w:t>Amiri A, Ventelou B. Granger causality between total expenditure on health and GDP in OECD: Evidence from the Toda-Yamamoto approach. Econ Lett. 2012;116(3):541-544.</w:t>
       </w:r>
     </w:p>
     <w:p>
@@ -3149,7 +3847,7 @@
         <w:rPr>
           <w:sz w:val="18"/>
         </w:rPr>
-        <w:t>Wang KM. Health care expenditure and economic growth: Quantile panel-type analysis. Econ Model. 2011;28(4):1536-1549.</w:t>
+        <w:t>Beylik U, Cetin M, Senol O, Cirakli U, Ecevit E. The relationship between health expenditure indicators and economic growth in OECD countries: A Driscoll-Kraay approach. Front Public Health. 2022;10:1050550.</w:t>
       </w:r>
     </w:p>
     <w:p>
@@ -3164,7 +3862,7 @@
         <w:rPr>
           <w:sz w:val="18"/>
         </w:rPr>
-        <w:t>Mushkin SJ. Health as an investment. J Polit Econ. 1962;70(5):129-157.</w:t>
+        <w:t>Wang KM. Health care expenditure and economic growth: Quantile panel-type analysis. Econ Model. 2011;28(4):1536-1549.</w:t>
       </w:r>
     </w:p>
     <w:p>
@@ -3179,7 +3877,7 @@
         <w:rPr>
           <w:sz w:val="18"/>
         </w:rPr>
-        <w:t>Grossman M. On the concept of health capital and the demand for health. J Polit Econ. 1972;80(2):223-255.</w:t>
+        <w:t>Bongaarts J, Feeney G. On the quantum and tempo of fertility. Popul Dev Rev. 1998;24(2):271-291.</w:t>
       </w:r>
     </w:p>
     <w:p>
@@ -3194,7 +3892,7 @@
         <w:rPr>
           <w:sz w:val="18"/>
         </w:rPr>
-        <w:t>OECD. Health at a Glance 2023: OECD Indicators. Paris: OECD Publishing; 2023.</w:t>
+        <w:t>Onishi T. The forgotten tempo effect in capital accounting: investment-to-output time-to-build, intangible capital, and the reconciliation of flow- and stock-based national wealth measures. Working Paper. 2026.</w:t>
       </w:r>
     </w:p>
     <w:p>
@@ -3209,7 +3907,7 @@
         <w:rPr>
           <w:sz w:val="18"/>
         </w:rPr>
-        <w:t>内閣府. 令和7年度日本経済レポート. 東京: 内閣府政策統括官; 2025.</w:t>
+        <w:t>Onishi T. Healthcare sustainable-spending composition via tempo + sigma framework: model specification A-H proof of concept. Working Paper. 2026.</w:t>
       </w:r>
     </w:p>
     <w:p>
@@ -3224,7 +3922,7 @@
         <w:rPr>
           <w:sz w:val="18"/>
         </w:rPr>
-        <w:t>World Bank. World Development Indicators. Washington, DC: World Bank; 2024. Available from: https://databank.worldbank.org/</w:t>
+        <w:t>OECD. Health at a Glance 2023: OECD Indicators. Paris: OECD Publishing; 2023.</w:t>
       </w:r>
     </w:p>
     <w:p>
@@ -3239,7 +3937,7 @@
         <w:rPr>
           <w:sz w:val="18"/>
         </w:rPr>
-        <w:t>Henke KD, Ostwald DA. Health satellite account: the first step. In: Dged JM, ed. The Elgar Companion to Health Economics. 2nd ed. Cheltenham: Edward Elgar; 2012. p. 327-337.</w:t>
+        <w:t>内閣府. 令和7年度日本経済レポート. 東京: 内閣府政策統括官; 2025.</w:t>
       </w:r>
     </w:p>
     <w:p>
@@ -3254,7 +3952,7 @@
         <w:rPr>
           <w:sz w:val="18"/>
         </w:rPr>
-        <w:t>Piabuo SM, Tieguhong JC. Health expenditure and economic growth — a review of the literature and an analysis between the economic community for central African states (CEMAC) and selected African countries. Health Econ Rev. 2017;7(1):23.</w:t>
+        <w:t>前田由美子. 医療・介護の経済波及効果について. 日医総研ワーキングペーパー No. 172. 2008.</w:t>
       </w:r>
     </w:p>
     <w:p>
@@ -3269,7 +3967,7 @@
         <w:rPr>
           <w:sz w:val="18"/>
         </w:rPr>
-        <w:t>Barro RJ. Health and economic growth. Ann Econ Finance. 2013;14(2):305-342.</w:t>
+        <w:t>Mushkin SJ. Health as an investment. J Polit Econ. 1962;70(5):129-157.</w:t>
       </w:r>
     </w:p>
     <w:p>
@@ -3284,7 +3982,7 @@
         <w:rPr>
           <w:sz w:val="18"/>
         </w:rPr>
-        <w:t>Bloom DE, Canning D, Sevilla J. The effect of health on economic growth: a production function approach. World Dev. 2004;32(1):1-13.</w:t>
+        <w:t>Grossman M. On the concept of health capital and the demand for health. J Polit Econ. 1972;80(2):223-255.</w:t>
       </w:r>
     </w:p>
     <w:p>
@@ -3299,7 +3997,7 @@
         <w:rPr>
           <w:sz w:val="18"/>
         </w:rPr>
-        <w:t>Bongaarts J, Feeney G. On the quantum and tempo of fertility. Popul Dev Rev. 1998;24(2):271-291.</w:t>
+        <w:t>Bloom DE, Canning D, Sevilla J. The effect of health on economic growth: a production function approach. World Dev. 2004;32(1):1-13.</w:t>
       </w:r>
     </w:p>
     <w:p>
@@ -3314,7 +4012,7 @@
         <w:rPr>
           <w:sz w:val="18"/>
         </w:rPr>
-        <w:t>Goldstein JR, Lutz W, Scherbov S. Long-term population decline in Europe: the relative importance of tempo effects and generational length. Popul Dev Rev. 2003;29(4):699-707.</w:t>
+        <w:t>Barro RJ. Health and economic growth. Ann Econ Finance. 2013;14(2):305-342.</w:t>
       </w:r>
     </w:p>
     <w:p>
@@ -3329,7 +4027,7 @@
         <w:rPr>
           <w:sz w:val="18"/>
         </w:rPr>
-        <w:t>Onishi T. The forgotten tempo effect in capital accounting: investment-to-output time-to-build, intangible capital, and the reconciliation of flow- and stock-based national wealth measures. Working Paper. 2026.</w:t>
+        <w:t>Goldstein JR, Lutz W, Scherbov S. Long-term population decline in Europe: the relative importance of tempo effects and generational length. Popul Dev Rev. 2003;29(4):699-707.</w:t>
       </w:r>
     </w:p>
     <w:p>
@@ -3344,7 +4042,22 @@
         <w:rPr>
           <w:sz w:val="18"/>
         </w:rPr>
-        <w:t>Onishi T. Healthcare sustainable-spending composition via tempo + sigma framework: Candidate A-H proof of concept. Working Paper. 2026.</w:t>
+        <w:t>Piabuo SM, Tieguhong JC. Health expenditure and economic growth - a review of the literature and an analysis between the economic community for central African states (CEMAC) and selected African countries. Health Econ Rev. 2017;7(1):23.</w:t>
+      </w:r>
+    </w:p>
+    <w:p>
+      <w:r>
+        <w:rPr>
+          <w:b/>
+          <w:sz w:val="18"/>
+        </w:rPr>
+        <w:t xml:space="preserve">21. </w:t>
+      </w:r>
+      <w:r>
+        <w:rPr>
+          <w:sz w:val="18"/>
+        </w:rPr>
+        <w:t>World Bank. World Development Indicators. Washington, DC: World Bank; 2024. Available from: https://databank.worldbank.org/</w:t>
       </w:r>
     </w:p>
     <w:sectPr>

--- a/healthcare_economic_effect/output/docx/Healthcare_Economic_Effect_JA.docx
+++ b/healthcare_economic_effect/output/docx/Healthcare_Economic_Effect_JA.docx
@@ -3479,7 +3479,22 @@
         <w:t>12,21</w:t>
       </w:r>
       <w:r>
-        <w:t>。米国を外れ値として除外した線形フィットは正の関係を示すが、傾きは急ではなく、一定水準を超えると追加支出の限界効果が逓減する傾向がある。ただしこの「逓減」は供給側の効率低下ではなく、テンポ効果（ラグの長期化）を反映している可能性がある。</w:t>
+        <w:t>。この関係はPreston（1975）以来、所得（あるいは医療支出）と健康アウトカムの間に凹型の逓減関係（Preston Curve）が存在すると広く信じられてきた</w:t>
+      </w:r>
+      <w:r>
+        <w:rPr>
+          <w:sz w:val="16"/>
+          <w:vertAlign w:val="superscript"/>
+        </w:rPr>
+        <w:t>22</w:t>
+      </w:r>
+      <w:r>
+        <w:t>。しかし本データで検証すると、この二次（凹型）項の統計的有意性は米国というたった1つの外れ値に完全に依存していることが明らかになる。</w:t>
+      </w:r>
+    </w:p>
+    <w:p>
+      <w:r>
+        <w:t>ネストモデルのF検定を行った結果、米国を含む場合（n=38）は二次項が高度に有意であった（F=13.2, p&lt;0.001）。しかし米国を除外すると（n=37）、二次項は全く有意でなくなった（F=0.5, p=0.49）。AIC・BICとも線形が優位であり、Leave-One-Out交差検証RMSEも線形（2.12年）が二次（2.19年）を下回った。すなわち、Preston Curve的な「逓減リターン」は、OECD諸国の医療支出データにおいては米国1点に駆動された過剰適合（overfitting）であったと結論される。図5にこの比較を可視化する。</w:t>
       </w:r>
     </w:p>
     <w:p>
@@ -3489,7 +3504,7 @@
       <w:r>
         <w:drawing>
           <wp:inline xmlns:a="http://schemas.openxmlformats.org/drawingml/2006/main" xmlns:pic="http://schemas.openxmlformats.org/drawingml/2006/picture">
-            <wp:extent cx="5029200" cy="3771900"/>
+            <wp:extent cx="5029200" cy="3621325"/>
             <wp:docPr id="5" name="Picture 5"/>
             <wp:cNvGraphicFramePr>
               <a:graphicFrameLocks noChangeAspect="1"/>
@@ -3510,7 +3525,7 @@
                   <pic:spPr>
                     <a:xfrm>
                       <a:off x="0" y="0"/>
-                      <a:ext cx="5029200" cy="3771900"/>
+                      <a:ext cx="5029200" cy="3621325"/>
                     </a:xfrm>
                     <a:prstGeom prst="rect"/>
                   </pic:spPr>
@@ -3531,7 +3546,7 @@
           <w:i/>
           <w:sz w:val="18"/>
         </w:rPr>
-        <w:t>図5. 医療支出（対GDP%）と平均寿命の関係（OECD, 2019年、米国を除く線形フィット）</w:t>
+        <w:t>図5. 医療支出（対GDP%）と平均寿命の関係（OECD, 2019年）。赤実線: 米国除外の線形フィット。灰色破線: 米国を含む二次フィット（Preston-style）。F検定結果を図中に表示。</w:t>
       </w:r>
     </w:p>
     <w:p>
@@ -3557,6 +3572,11 @@
       </w:r>
       <w:r>
         <w:t>。問題は支出の「量」ではなく「構成」であり、治療（curative）偏重から予防・R&amp;Dへのシフトが鍵となる。</w:t>
+      </w:r>
+    </w:p>
+    <w:p>
+      <w:r>
+        <w:t>この発見は政策的に重要な含意を持つ。Preston Curveが「逓減リターン」として広く引用されてきたことで、高所得国における追加医療支出の効果は小さいという認識が定着していた。しかしその「逓減」が統計的に支持されないとすれば、医療支出の経済的リターンは従来の想定より大きい可能性がある。</w:t>
       </w:r>
     </w:p>
     <w:p>
@@ -4060,6 +4080,21 @@
         <w:t>World Bank. World Development Indicators. Washington, DC: World Bank; 2024. Available from: https://databank.worldbank.org/</w:t>
       </w:r>
     </w:p>
+    <w:p>
+      <w:r>
+        <w:rPr>
+          <w:b/>
+          <w:sz w:val="18"/>
+        </w:rPr>
+        <w:t xml:space="preserve">22. </w:t>
+      </w:r>
+      <w:r>
+        <w:rPr>
+          <w:sz w:val="18"/>
+        </w:rPr>
+        <w:t>Preston SH. The changing relation between mortality and level of economic development. Popul Stud. 1975;29(2):231-248.</w:t>
+      </w:r>
+    </w:p>
     <w:sectPr>
       <w:pgSz w:w="12240" w:h="15840"/>
       <w:pgMar w:top="1440" w:right="1800" w:bottom="1440" w:left="1800" w:header="720" w:footer="720" w:gutter="0"/>

--- a/healthcare_economic_effect/output/docx/Healthcare_Economic_Effect_JA.docx
+++ b/healthcare_economic_effect/output/docx/Healthcare_Economic_Effect_JA.docx
@@ -3581,6 +3581,215 @@
     </w:p>
     <w:p>
       <w:pPr>
+        <w:pStyle w:val="Heading2"/>
+      </w:pPr>
+      <w:r>
+        <w:t>4.2 設備ストック・輸入漏出と持続可能性</w:t>
+      </w:r>
+    </w:p>
+    <w:p>
+      <w:r>
+        <w:t>日本はOECD諸国の中で突出した画像診断装置の保有密度を示す。人口100万人あたりCT台数115.7台、MRI 55.2台（OECD中央値はそれぞれ約27、19）であり、2位のオーストラリア（CT 70.2台）を大きく引き離している</w:t>
+      </w:r>
+      <w:r>
+        <w:rPr>
+          <w:sz w:val="16"/>
+          <w:vertAlign w:val="superscript"/>
+        </w:rPr>
+        <w:t>23</w:t>
+      </w:r>
+      <w:r>
+        <w:t>。この画像装置ストックは、早期診断・治療開始を可能にし、健康資本H(t)の蓄積効率を高める「診断資本」として機能する可能性がある。図6に各国の画像診断装置密度を示す。</w:t>
+      </w:r>
+    </w:p>
+    <w:p>
+      <w:pPr>
+        <w:jc w:val="center"/>
+      </w:pPr>
+      <w:r>
+        <w:drawing>
+          <wp:inline xmlns:a="http://schemas.openxmlformats.org/drawingml/2006/main" xmlns:pic="http://schemas.openxmlformats.org/drawingml/2006/picture">
+            <wp:extent cx="5029200" cy="3337731"/>
+            <wp:docPr id="6" name="Picture 6"/>
+            <wp:cNvGraphicFramePr>
+              <a:graphicFrameLocks noChangeAspect="1"/>
+            </wp:cNvGraphicFramePr>
+            <a:graphic>
+              <a:graphicData uri="http://schemas.openxmlformats.org/drawingml/2006/picture">
+                <pic:pic>
+                  <pic:nvPicPr>
+                    <pic:cNvPr id="0" name="fig6_equipment_density_ja.png"/>
+                    <pic:cNvPicPr/>
+                  </pic:nvPicPr>
+                  <pic:blipFill>
+                    <a:blip r:embed="rId14"/>
+                    <a:stretch>
+                      <a:fillRect/>
+                    </a:stretch>
+                  </pic:blipFill>
+                  <pic:spPr>
+                    <a:xfrm>
+                      <a:off x="0" y="0"/>
+                      <a:ext cx="5029200" cy="3337731"/>
+                    </a:xfrm>
+                    <a:prstGeom prst="rect"/>
+                  </pic:spPr>
+                </pic:pic>
+              </a:graphicData>
+            </a:graphic>
+          </wp:inline>
+        </w:drawing>
+      </w:r>
+    </w:p>
+    <w:p>
+      <w:pPr>
+        <w:spacing w:before="120" w:after="240"/>
+        <w:jc w:val="center"/>
+      </w:pPr>
+      <w:r>
+        <w:rPr>
+          <w:i/>
+          <w:sz w:val="18"/>
+        </w:rPr>
+        <w:t>図6. 画像診断装置密度（CT+MRI、人口100万人あたり、OECD 2021年）。日本（赤）は170.9台/百万人でOECD中央値の約4倍。</w:t>
+      </w:r>
+    </w:p>
+    <w:p>
+      <w:r>
+        <w:t>一方、日本は医療機器・薬剤の輸入超過国でもある。医薬品の輸入額は約285億ドル、輸出は約51億ドルであり、純輸入額（約234億ドル）は国民医療費（約5,530億ドル）の約5.0%に相当する</w:t>
+      </w:r>
+      <w:r>
+        <w:rPr>
+          <w:sz w:val="16"/>
+          <w:vertAlign w:val="superscript"/>
+        </w:rPr>
+        <w:t>24</w:t>
+      </w:r>
+      <w:r>
+        <w:t>。医療機器でも純輸入額は約45億ドルであり、合計するとCHEの約5.0%が域外に漏出している（輸入漏出率, import leakage）。</w:t>
+      </w:r>
+    </w:p>
+    <w:p>
+      <w:r>
+        <w:t>この輸入漏出がI-O乗数に与える影響を定量化するため、実効乗数（effective multiplier）を m_eff = m × (1 - leakage) と定義する。日本の場合、名目乗数2.78に対し実効乗数は2.64となり、財政回収率は1.09から1.04に低下する。しかし依然として1.0を超えており、需要側のみでも持続可能である。図7に各国の輸入漏出率と実効乗数の関係を示す。</w:t>
+      </w:r>
+    </w:p>
+    <w:p>
+      <w:pPr>
+        <w:jc w:val="center"/>
+      </w:pPr>
+      <w:r>
+        <w:drawing>
+          <wp:inline xmlns:a="http://schemas.openxmlformats.org/drawingml/2006/main" xmlns:pic="http://schemas.openxmlformats.org/drawingml/2006/picture">
+            <wp:extent cx="5029200" cy="3639353"/>
+            <wp:docPr id="7" name="Picture 7"/>
+            <wp:cNvGraphicFramePr>
+              <a:graphicFrameLocks noChangeAspect="1"/>
+            </wp:cNvGraphicFramePr>
+            <a:graphic>
+              <a:graphicData uri="http://schemas.openxmlformats.org/drawingml/2006/picture">
+                <pic:pic>
+                  <pic:nvPicPr>
+                    <pic:cNvPr id="0" name="fig7_import_leakage_multiplier_ja.png"/>
+                    <pic:cNvPicPr/>
+                  </pic:nvPicPr>
+                  <pic:blipFill>
+                    <a:blip r:embed="rId15"/>
+                    <a:stretch>
+                      <a:fillRect/>
+                    </a:stretch>
+                  </pic:blipFill>
+                  <pic:spPr>
+                    <a:xfrm>
+                      <a:off x="0" y="0"/>
+                      <a:ext cx="5029200" cy="3639353"/>
+                    </a:xfrm>
+                    <a:prstGeom prst="rect"/>
+                  </pic:spPr>
+                </pic:pic>
+              </a:graphicData>
+            </a:graphic>
+          </wp:inline>
+        </w:drawing>
+      </w:r>
+    </w:p>
+    <w:p>
+      <w:pPr>
+        <w:spacing w:before="120" w:after="240"/>
+        <w:jc w:val="center"/>
+      </w:pPr>
+      <w:r>
+        <w:rPr>
+          <w:i/>
+          <w:sz w:val="18"/>
+        </w:rPr>
+        <w:t>図7. 医療関連輸入漏出率（%CHE）と実効I-O乗数の関係。灰色×は漏出調整前の名目乗数。日本は赤矢印で漏出効果を示す。</w:t>
+      </w:r>
+    </w:p>
+    <w:p>
+      <w:r>
+        <w:t>日本のカウンターファクチュアル分析により、設備密度と輸入漏出の影響を分離した（図8）。シナリオA（OECD平均の装置密度に削減）では、設備関連支出の減少と乗数への寄与低下により財政回収率は0.98に低下し、持続可能性が失われる。シナリオB（医療機器・薬剤を国内製造し輸入漏出をゼロにする）では、財政回収率は1.09に上昇する。シナリオC（A+B: 平均装置密度かつ国内製造）では1.03となり、装置密度の削減効果と漏出解消効果がほぼ相殺される。</w:t>
+      </w:r>
+    </w:p>
+    <w:p>
+      <w:pPr>
+        <w:jc w:val="center"/>
+      </w:pPr>
+      <w:r>
+        <w:drawing>
+          <wp:inline xmlns:a="http://schemas.openxmlformats.org/drawingml/2006/main" xmlns:pic="http://schemas.openxmlformats.org/drawingml/2006/picture">
+            <wp:extent cx="5029200" cy="3134755"/>
+            <wp:docPr id="8" name="Picture 8"/>
+            <wp:cNvGraphicFramePr>
+              <a:graphicFrameLocks noChangeAspect="1"/>
+            </wp:cNvGraphicFramePr>
+            <a:graphic>
+              <a:graphicData uri="http://schemas.openxmlformats.org/drawingml/2006/picture">
+                <pic:pic>
+                  <pic:nvPicPr>
+                    <pic:cNvPr id="0" name="fig8_counterfactual_japan_ja.png"/>
+                    <pic:cNvPicPr/>
+                  </pic:nvPicPr>
+                  <pic:blipFill>
+                    <a:blip r:embed="rId16"/>
+                    <a:stretch>
+                      <a:fillRect/>
+                    </a:stretch>
+                  </pic:blipFill>
+                  <pic:spPr>
+                    <a:xfrm>
+                      <a:off x="0" y="0"/>
+                      <a:ext cx="5029200" cy="3134755"/>
+                    </a:xfrm>
+                    <a:prstGeom prst="rect"/>
+                  </pic:spPr>
+                </pic:pic>
+              </a:graphicData>
+            </a:graphic>
+          </wp:inline>
+        </w:drawing>
+      </w:r>
+    </w:p>
+    <w:p>
+      <w:pPr>
+        <w:spacing w:before="120" w:after="240"/>
+        <w:jc w:val="center"/>
+      </w:pPr>
+      <w:r>
+        <w:rPr>
+          <w:i/>
+          <w:sz w:val="18"/>
+        </w:rPr>
+        <w:t>図8. 日本のカウンターファクチュアル分析。ベースライン（1.04）、A: OECD平均装置密度（0.98）、B: 国内製造（1.09）、C: A+B（1.03）。破線は持続可能性閾値1.0。</w:t>
+      </w:r>
+    </w:p>
+    <w:p>
+      <w:r>
+        <w:t>この結果は政策的に重要な含意を持つ。第一に、日本の高い画像装置密度は「過剰」ではなく、持続可能性に寄与する診断資本ストックとして機能している。装置密度をOECD平均まで削減すると持続可能性が喪失する。第二に、医療機器・薬剤の国内製造化は、輸入漏出の解消を通じて実効乗数を約5%向上させ、持続可能性をさらに強固にする。第三に、他国への展開可能性について、ドイツ（漏出率0%、装置密度70）やイタリア（漏出率0%、装置密度67）のように医療関連の貿易黒字を持つ国は、輸入漏出がないためI-O乗数の実効性が高い。一方、カナダ（漏出率8.5%）やオーストラリア（漏出率7.1%）は日本と同様に輸入漏出が乗数を減殺しており、国内製造化の余地がある。</w:t>
+      </w:r>
+    </w:p>
+    <w:p>
+      <w:pPr>
         <w:pStyle w:val="Heading1"/>
       </w:pPr>
       <w:r>
@@ -3636,6 +3845,11 @@
       </w:r>
       <w:r>
         <w:t>の§6.4が示唆するように、米国は支出の「無形健康資本比率」（予防・R&amp;Dの比率 = 「忘れられたパラメータ」λ_b）が低い。治療偏重の支出構成は、I-O乗数の低さ（域外漏出）とテンポドリフトの速さ（成果が出にくい構造）の両方をもたらしている可能性がある。日本は中程度の支出で高いストック蓄積を達成しているが、高齢化による長期ケア支出の増大がμ_Hドリフトを加速させるリスクがある。</w:t>
+      </w:r>
+    </w:p>
+    <w:p>
+      <w:r>
+        <w:t>§4.2の設備ストック・輸入漏出分析はこの日米差に新たな次元を加える。日本の画像診断装置密度はOECD平均の約4倍であり、この「診断資本」が早期発見・早期治療を通じて健康資本蓄積を増幅している。カウンターファクチュアル分析は、装置密度の削減が持続可能性を喪失させることを示し（0.98）、高密度は「過剰」ではなく持続可能性の構成要素であることを定量的に示した。一方で、輸入漏出（約5%）は改善余地があり、国内製造化により実効乗数を2.64→2.78に回復させうる。</w:t>
       </w:r>
     </w:p>
     <w:p>
@@ -4095,6 +4309,36 @@
         <w:t>Preston SH. The changing relation between mortality and level of economic development. Popul Stud. 1975;29(2):231-248.</w:t>
       </w:r>
     </w:p>
+    <w:p>
+      <w:r>
+        <w:rPr>
+          <w:b/>
+          <w:sz w:val="18"/>
+        </w:rPr>
+        <w:t xml:space="preserve">23. </w:t>
+      </w:r>
+      <w:r>
+        <w:rPr>
+          <w:sz w:val="18"/>
+        </w:rPr>
+        <w:t>OECD. Health at a Glance 2023: OECD Indicators. Paris: OECD Publishing; 2023. Chapter 5.23: Diagnostic technologies.</w:t>
+      </w:r>
+    </w:p>
+    <w:p>
+      <w:r>
+        <w:rPr>
+          <w:b/>
+          <w:sz w:val="18"/>
+        </w:rPr>
+        <w:t xml:space="preserve">24. </w:t>
+      </w:r>
+      <w:r>
+        <w:rPr>
+          <w:sz w:val="18"/>
+        </w:rPr>
+        <w:t>Ministry of Health, Labour and Welfare. Pharmaceutical and medical device production statistics annual report (薬事工業生産動態統計年報). Tokyo: MHLW; 2021. [In Japanese]</w:t>
+      </w:r>
+    </w:p>
     <w:sectPr>
       <w:pgSz w:w="12240" w:h="15840"/>
       <w:pgMar w:top="1440" w:right="1800" w:bottom="1440" w:left="1800" w:header="720" w:footer="720" w:gutter="0"/>
